--- a/4. RESULTADOS/06_tratamiento_continuo/T17d_comparacion_referencias.docx
+++ b/4. RESULTADOS/06_tratamiento_continuo/T17d_comparacion_referencias.docx
@@ -35,12 +35,14 @@
         <w:tblLook w:firstRow="1" w:lastRow="0" w:firstColumn="0" w:lastColumn="0" w:noHBand="0" w:noVBand="1"/>
       </w:tblPr>
       <w:tblGrid>
-        <w:gridCol w:w="2575"/>
+        <w:gridCol w:w="3639"/>
         <w:gridCol w:w="2391"/>
         <w:gridCol w:w="2441"/>
         <w:gridCol w:w="2160"/>
         <w:gridCol w:w="1132"/>
         <w:gridCol w:w="1609"/>
+        <w:gridCol w:w="1609"/>
+        <w:gridCol w:w="1731"/>
       </w:tblGrid>
       <w:tr>
         <w:trPr>
@@ -377,6 +379,116 @@
             </w:r>
           </w:p>
         </w:tc>
+        <w:tc>
+          <w:tcPr>
+            <w:tcBorders>
+              <w:bottom w:val="single" w:sz="12" w:space="0" w:color="666666"/>
+              <w:top w:val="single" w:sz="12" w:space="0" w:color="666666"/>
+              <w:left w:val="none" w:sz="0" w:space="0" w:color="000000"/>
+              <w:right w:val="none" w:sz="0" w:space="0" w:color="000000"/>
+            </w:tcBorders>
+            <w:shd w:val="clear" w:color="auto" w:fill="FFFFFF"/>
+            <w:tcMar>
+              <w:top w:w="0" w:type="dxa"/>
+              <w:bottom w:w="0" w:type="dxa"/>
+              <w:left w:w="0" w:type="dxa"/>
+              <w:right w:w="0" w:type="dxa"/>
+            </w:tcMar>
+            <w:vAlign w:val="center"/>
+          </w:tcPr>
+          <w:p>
+            <w:pPr>
+              <w:pStyle w:val="Normal"/>
+              <w:jc w:val="right"/>
+              <w:pBdr>
+                <w:bottom w:val="none" w:sz="0" w:space="0" w:color="000000"/>
+                <w:top w:val="none" w:sz="0" w:space="0" w:color="000000"/>
+                <w:left w:val="none" w:sz="0" w:space="0" w:color="000000"/>
+                <w:right w:val="none" w:sz="0" w:space="0" w:color="000000"/>
+              </w:pBdr>
+              <w:spacing w:after="100" w:before="100" w:line="240"/>
+              <w:ind w:left="100" w:right="100" w:firstLine="0" w:firstLineChars="0"/>
+              <w:rPr>
+                <w:rFonts w:ascii="Arial" w:hAnsi="Arial" w:eastAsia="Arial" w:cs="Arial"/>
+                <w:i w:val="false"/>
+                <w:b w:val="false"/>
+                <w:u w:val="none"/>
+                <w:strike w:val="false"/>
+                <w:sz w:val="22"/>
+                <w:szCs w:val="22"/>
+                <w:color w:val="000000"/>
+              </w:rPr>
+            </w:pPr>
+            <w:r>
+              <w:rPr>
+                <w:rFonts w:ascii="Arial" w:hAnsi="Arial" w:eastAsia="Arial" w:cs="Arial"/>
+                <w:i w:val="false"/>
+                <w:b w:val="false"/>
+                <w:u w:val="none"/>
+                <w:strike w:val="false"/>
+                <w:sz w:val="22"/>
+                <w:szCs w:val="22"/>
+                <w:color w:val="000000"/>
+              </w:rPr>
+              <w:t xml:space="preserve">ic95_inferior</w:t>
+            </w:r>
+          </w:p>
+        </w:tc>
+        <w:tc>
+          <w:tcPr>
+            <w:tcBorders>
+              <w:bottom w:val="single" w:sz="12" w:space="0" w:color="666666"/>
+              <w:top w:val="single" w:sz="12" w:space="0" w:color="666666"/>
+              <w:left w:val="none" w:sz="0" w:space="0" w:color="000000"/>
+              <w:right w:val="none" w:sz="0" w:space="0" w:color="000000"/>
+            </w:tcBorders>
+            <w:shd w:val="clear" w:color="auto" w:fill="FFFFFF"/>
+            <w:tcMar>
+              <w:top w:w="0" w:type="dxa"/>
+              <w:bottom w:w="0" w:type="dxa"/>
+              <w:left w:w="0" w:type="dxa"/>
+              <w:right w:w="0" w:type="dxa"/>
+            </w:tcMar>
+            <w:vAlign w:val="center"/>
+          </w:tcPr>
+          <w:p>
+            <w:pPr>
+              <w:pStyle w:val="Normal"/>
+              <w:jc w:val="right"/>
+              <w:pBdr>
+                <w:bottom w:val="none" w:sz="0" w:space="0" w:color="000000"/>
+                <w:top w:val="none" w:sz="0" w:space="0" w:color="000000"/>
+                <w:left w:val="none" w:sz="0" w:space="0" w:color="000000"/>
+                <w:right w:val="none" w:sz="0" w:space="0" w:color="000000"/>
+              </w:pBdr>
+              <w:spacing w:after="100" w:before="100" w:line="240"/>
+              <w:ind w:left="100" w:right="100" w:firstLine="0" w:firstLineChars="0"/>
+              <w:rPr>
+                <w:rFonts w:ascii="Arial" w:hAnsi="Arial" w:eastAsia="Arial" w:cs="Arial"/>
+                <w:i w:val="false"/>
+                <w:b w:val="false"/>
+                <w:u w:val="none"/>
+                <w:strike w:val="false"/>
+                <w:sz w:val="22"/>
+                <w:szCs w:val="22"/>
+                <w:color w:val="000000"/>
+              </w:rPr>
+            </w:pPr>
+            <w:r>
+              <w:rPr>
+                <w:rFonts w:ascii="Arial" w:hAnsi="Arial" w:eastAsia="Arial" w:cs="Arial"/>
+                <w:i w:val="false"/>
+                <w:b w:val="false"/>
+                <w:u w:val="none"/>
+                <w:strike w:val="false"/>
+                <w:sz w:val="22"/>
+                <w:szCs w:val="22"/>
+                <w:color w:val="000000"/>
+              </w:rPr>
+              <w:t xml:space="preserve">ic95_superior</w:t>
+            </w:r>
+          </w:p>
+        </w:tc>
       </w:tr>
       <w:tr>
         <w:trPr>
@@ -433,7 +545,7 @@
                 <w:szCs w:val="22"/>
                 <w:color w:val="000000"/>
               </w:rPr>
-              <w:t xml:space="preserve">Empleo total (log)</w:t>
+              <w:t xml:space="preserve">Costo laboral por trabajador (log)</w:t>
             </w:r>
           </w:p>
         </w:tc>
@@ -598,7 +710,7 @@
                 <w:szCs w:val="22"/>
                 <w:color w:val="000000"/>
               </w:rPr>
-              <w:t xml:space="preserve">1.6049</w:t>
+              <w:t xml:space="preserve">1.9278</w:t>
             </w:r>
           </w:p>
         </w:tc>
@@ -653,7 +765,7 @@
                 <w:szCs w:val="22"/>
                 <w:color w:val="000000"/>
               </w:rPr>
-              <w:t xml:space="preserve">0.2984</w:t>
+              <w:t xml:space="preserve">0.1322</w:t>
             </w:r>
           </w:p>
         </w:tc>
@@ -709,6 +821,116 @@
                 <w:color w:val="000000"/>
               </w:rPr>
               <w:t xml:space="preserve"/>
+            </w:r>
+          </w:p>
+        </w:tc>
+        <w:tc>
+          <w:tcPr>
+            <w:tcBorders>
+              <w:bottom w:val="none" w:sz="0" w:space="0" w:color="000000"/>
+              <w:top w:val="single" w:sz="12" w:space="0" w:color="666666"/>
+              <w:left w:val="none" w:sz="0" w:space="0" w:color="000000"/>
+              <w:right w:val="none" w:sz="0" w:space="0" w:color="000000"/>
+            </w:tcBorders>
+            <w:shd w:val="clear" w:color="auto" w:fill="FFFFFF"/>
+            <w:tcMar>
+              <w:top w:w="0" w:type="dxa"/>
+              <w:bottom w:w="0" w:type="dxa"/>
+              <w:left w:w="0" w:type="dxa"/>
+              <w:right w:w="0" w:type="dxa"/>
+            </w:tcMar>
+            <w:vAlign w:val="center"/>
+          </w:tcPr>
+          <w:p>
+            <w:pPr>
+              <w:pStyle w:val="Normal"/>
+              <w:jc w:val="right"/>
+              <w:pBdr>
+                <w:bottom w:val="none" w:sz="0" w:space="0" w:color="000000"/>
+                <w:top w:val="none" w:sz="0" w:space="0" w:color="000000"/>
+                <w:left w:val="none" w:sz="0" w:space="0" w:color="000000"/>
+                <w:right w:val="none" w:sz="0" w:space="0" w:color="000000"/>
+              </w:pBdr>
+              <w:spacing w:after="100" w:before="100" w:line="240"/>
+              <w:ind w:left="100" w:right="100" w:firstLine="0" w:firstLineChars="0"/>
+              <w:rPr>
+                <w:rFonts w:ascii="Arial" w:hAnsi="Arial" w:eastAsia="Arial" w:cs="Arial"/>
+                <w:i w:val="false"/>
+                <w:b w:val="false"/>
+                <w:u w:val="none"/>
+                <w:strike w:val="false"/>
+                <w:sz w:val="22"/>
+                <w:szCs w:val="22"/>
+                <w:color w:val="000000"/>
+              </w:rPr>
+            </w:pPr>
+            <w:r>
+              <w:rPr>
+                <w:rFonts w:ascii="Arial" w:hAnsi="Arial" w:eastAsia="Arial" w:cs="Arial"/>
+                <w:i w:val="false"/>
+                <w:b w:val="false"/>
+                <w:u w:val="none"/>
+                <w:strike w:val="false"/>
+                <w:sz w:val="22"/>
+                <w:szCs w:val="22"/>
+                <w:color w:val="000000"/>
+              </w:rPr>
+              <w:t xml:space="preserve">-0.0058</w:t>
+            </w:r>
+          </w:p>
+        </w:tc>
+        <w:tc>
+          <w:tcPr>
+            <w:tcBorders>
+              <w:bottom w:val="none" w:sz="0" w:space="0" w:color="000000"/>
+              <w:top w:val="single" w:sz="12" w:space="0" w:color="666666"/>
+              <w:left w:val="none" w:sz="0" w:space="0" w:color="000000"/>
+              <w:right w:val="none" w:sz="0" w:space="0" w:color="000000"/>
+            </w:tcBorders>
+            <w:shd w:val="clear" w:color="auto" w:fill="FFFFFF"/>
+            <w:tcMar>
+              <w:top w:w="0" w:type="dxa"/>
+              <w:bottom w:w="0" w:type="dxa"/>
+              <w:left w:w="0" w:type="dxa"/>
+              <w:right w:w="0" w:type="dxa"/>
+            </w:tcMar>
+            <w:vAlign w:val="center"/>
+          </w:tcPr>
+          <w:p>
+            <w:pPr>
+              <w:pStyle w:val="Normal"/>
+              <w:jc w:val="right"/>
+              <w:pBdr>
+                <w:bottom w:val="none" w:sz="0" w:space="0" w:color="000000"/>
+                <w:top w:val="none" w:sz="0" w:space="0" w:color="000000"/>
+                <w:left w:val="none" w:sz="0" w:space="0" w:color="000000"/>
+                <w:right w:val="none" w:sz="0" w:space="0" w:color="000000"/>
+              </w:pBdr>
+              <w:spacing w:after="100" w:before="100" w:line="240"/>
+              <w:ind w:left="100" w:right="100" w:firstLine="0" w:firstLineChars="0"/>
+              <w:rPr>
+                <w:rFonts w:ascii="Arial" w:hAnsi="Arial" w:eastAsia="Arial" w:cs="Arial"/>
+                <w:i w:val="false"/>
+                <w:b w:val="false"/>
+                <w:u w:val="none"/>
+                <w:strike w:val="false"/>
+                <w:sz w:val="22"/>
+                <w:szCs w:val="22"/>
+                <w:color w:val="000000"/>
+              </w:rPr>
+            </w:pPr>
+            <w:r>
+              <w:rPr>
+                <w:rFonts w:ascii="Arial" w:hAnsi="Arial" w:eastAsia="Arial" w:cs="Arial"/>
+                <w:i w:val="false"/>
+                <w:b w:val="false"/>
+                <w:u w:val="none"/>
+                <w:strike w:val="false"/>
+                <w:sz w:val="22"/>
+                <w:szCs w:val="22"/>
+                <w:color w:val="000000"/>
+              </w:rPr>
+              <w:t xml:space="preserve">0.0444</w:t>
             </w:r>
           </w:p>
         </w:tc>
@@ -768,7 +990,7 @@
                 <w:szCs w:val="22"/>
                 <w:color w:val="000000"/>
               </w:rPr>
-              <w:t xml:space="preserve">Empleo total (log)</w:t>
+              <w:t xml:space="preserve">Costo laboral por trabajador (log)</w:t>
             </w:r>
           </w:p>
         </w:tc>
@@ -933,7 +1155,7 @@
                 <w:szCs w:val="22"/>
                 <w:color w:val="000000"/>
               </w:rPr>
-              <w:t xml:space="preserve">-3.2270</w:t>
+              <w:t xml:space="preserve">0.4627</w:t>
             </w:r>
           </w:p>
         </w:tc>
@@ -988,7 +1210,7 @@
                 <w:szCs w:val="22"/>
                 <w:color w:val="000000"/>
               </w:rPr>
-              <w:t xml:space="preserve">0.1893</w:t>
+              <w:t xml:space="preserve">0.7440</w:t>
             </w:r>
           </w:p>
         </w:tc>
@@ -1044,6 +1266,116 @@
                 <w:color w:val="000000"/>
               </w:rPr>
               <w:t xml:space="preserve"/>
+            </w:r>
+          </w:p>
+        </w:tc>
+        <w:tc>
+          <w:tcPr>
+            <w:tcBorders>
+              <w:bottom w:val="none" w:sz="0" w:space="0" w:color="000000"/>
+              <w:top w:val="none" w:sz="0" w:space="0" w:color="000000"/>
+              <w:left w:val="none" w:sz="0" w:space="0" w:color="000000"/>
+              <w:right w:val="none" w:sz="0" w:space="0" w:color="000000"/>
+            </w:tcBorders>
+            <w:shd w:val="clear" w:color="auto" w:fill="FFFFFF"/>
+            <w:tcMar>
+              <w:top w:w="0" w:type="dxa"/>
+              <w:bottom w:w="0" w:type="dxa"/>
+              <w:left w:w="0" w:type="dxa"/>
+              <w:right w:w="0" w:type="dxa"/>
+            </w:tcMar>
+            <w:vAlign w:val="center"/>
+          </w:tcPr>
+          <w:p>
+            <w:pPr>
+              <w:pStyle w:val="Normal"/>
+              <w:jc w:val="right"/>
+              <w:pBdr>
+                <w:bottom w:val="none" w:sz="0" w:space="0" w:color="000000"/>
+                <w:top w:val="none" w:sz="0" w:space="0" w:color="000000"/>
+                <w:left w:val="none" w:sz="0" w:space="0" w:color="000000"/>
+                <w:right w:val="none" w:sz="0" w:space="0" w:color="000000"/>
+              </w:pBdr>
+              <w:spacing w:after="100" w:before="100" w:line="240"/>
+              <w:ind w:left="100" w:right="100" w:firstLine="0" w:firstLineChars="0"/>
+              <w:rPr>
+                <w:rFonts w:ascii="Arial" w:hAnsi="Arial" w:eastAsia="Arial" w:cs="Arial"/>
+                <w:i w:val="false"/>
+                <w:b w:val="false"/>
+                <w:u w:val="none"/>
+                <w:strike w:val="false"/>
+                <w:sz w:val="22"/>
+                <w:szCs w:val="22"/>
+                <w:color w:val="000000"/>
+              </w:rPr>
+            </w:pPr>
+            <w:r>
+              <w:rPr>
+                <w:rFonts w:ascii="Arial" w:hAnsi="Arial" w:eastAsia="Arial" w:cs="Arial"/>
+                <w:i w:val="false"/>
+                <w:b w:val="false"/>
+                <w:u w:val="none"/>
+                <w:strike w:val="false"/>
+                <w:sz w:val="22"/>
+                <w:szCs w:val="22"/>
+                <w:color w:val="000000"/>
+              </w:rPr>
+              <w:t xml:space="preserve">-0.0231</w:t>
+            </w:r>
+          </w:p>
+        </w:tc>
+        <w:tc>
+          <w:tcPr>
+            <w:tcBorders>
+              <w:bottom w:val="none" w:sz="0" w:space="0" w:color="000000"/>
+              <w:top w:val="none" w:sz="0" w:space="0" w:color="000000"/>
+              <w:left w:val="none" w:sz="0" w:space="0" w:color="000000"/>
+              <w:right w:val="none" w:sz="0" w:space="0" w:color="000000"/>
+            </w:tcBorders>
+            <w:shd w:val="clear" w:color="auto" w:fill="FFFFFF"/>
+            <w:tcMar>
+              <w:top w:w="0" w:type="dxa"/>
+              <w:bottom w:w="0" w:type="dxa"/>
+              <w:left w:w="0" w:type="dxa"/>
+              <w:right w:w="0" w:type="dxa"/>
+            </w:tcMar>
+            <w:vAlign w:val="center"/>
+          </w:tcPr>
+          <w:p>
+            <w:pPr>
+              <w:pStyle w:val="Normal"/>
+              <w:jc w:val="right"/>
+              <w:pBdr>
+                <w:bottom w:val="none" w:sz="0" w:space="0" w:color="000000"/>
+                <w:top w:val="none" w:sz="0" w:space="0" w:color="000000"/>
+                <w:left w:val="none" w:sz="0" w:space="0" w:color="000000"/>
+                <w:right w:val="none" w:sz="0" w:space="0" w:color="000000"/>
+              </w:pBdr>
+              <w:spacing w:after="100" w:before="100" w:line="240"/>
+              <w:ind w:left="100" w:right="100" w:firstLine="0" w:firstLineChars="0"/>
+              <w:rPr>
+                <w:rFonts w:ascii="Arial" w:hAnsi="Arial" w:eastAsia="Arial" w:cs="Arial"/>
+                <w:i w:val="false"/>
+                <w:b w:val="false"/>
+                <w:u w:val="none"/>
+                <w:strike w:val="false"/>
+                <w:sz w:val="22"/>
+                <w:szCs w:val="22"/>
+                <w:color w:val="000000"/>
+              </w:rPr>
+            </w:pPr>
+            <w:r>
+              <w:rPr>
+                <w:rFonts w:ascii="Arial" w:hAnsi="Arial" w:eastAsia="Arial" w:cs="Arial"/>
+                <w:i w:val="false"/>
+                <w:b w:val="false"/>
+                <w:u w:val="none"/>
+                <w:strike w:val="false"/>
+                <w:sz w:val="22"/>
+                <w:szCs w:val="22"/>
+                <w:color w:val="000000"/>
+              </w:rPr>
+              <w:t xml:space="preserve">0.0324</w:t>
             </w:r>
           </w:p>
         </w:tc>
@@ -1103,7 +1435,7 @@
                 <w:szCs w:val="22"/>
                 <w:color w:val="000000"/>
               </w:rPr>
-              <w:t xml:space="preserve">Empleo total (log)</w:t>
+              <w:t xml:space="preserve">Costo laboral por trabajador (log)</w:t>
             </w:r>
           </w:p>
         </w:tc>
@@ -1268,7 +1600,7 @@
                 <w:szCs w:val="22"/>
                 <w:color w:val="000000"/>
               </w:rPr>
-              <w:t xml:space="preserve">-1.7922</w:t>
+              <w:t xml:space="preserve">4.9578</w:t>
             </w:r>
           </w:p>
         </w:tc>
@@ -1323,7 +1655,7 @@
                 <w:szCs w:val="22"/>
                 <w:color w:val="000000"/>
               </w:rPr>
-              <w:t xml:space="preserve">0.3014</w:t>
+              <w:t xml:space="preserve">0.0002</w:t>
             </w:r>
           </w:p>
         </w:tc>
@@ -1378,7 +1710,117 @@
                 <w:szCs w:val="22"/>
                 <w:color w:val="000000"/>
               </w:rPr>
-              <w:t xml:space="preserve"/>
+              <w:t xml:space="preserve">***</w:t>
+            </w:r>
+          </w:p>
+        </w:tc>
+        <w:tc>
+          <w:tcPr>
+            <w:tcBorders>
+              <w:bottom w:val="none" w:sz="0" w:space="0" w:color="000000"/>
+              <w:top w:val="none" w:sz="0" w:space="0" w:color="000000"/>
+              <w:left w:val="none" w:sz="0" w:space="0" w:color="000000"/>
+              <w:right w:val="none" w:sz="0" w:space="0" w:color="000000"/>
+            </w:tcBorders>
+            <w:shd w:val="clear" w:color="auto" w:fill="FFFFFF"/>
+            <w:tcMar>
+              <w:top w:w="0" w:type="dxa"/>
+              <w:bottom w:w="0" w:type="dxa"/>
+              <w:left w:w="0" w:type="dxa"/>
+              <w:right w:w="0" w:type="dxa"/>
+            </w:tcMar>
+            <w:vAlign w:val="center"/>
+          </w:tcPr>
+          <w:p>
+            <w:pPr>
+              <w:pStyle w:val="Normal"/>
+              <w:jc w:val="right"/>
+              <w:pBdr>
+                <w:bottom w:val="none" w:sz="0" w:space="0" w:color="000000"/>
+                <w:top w:val="none" w:sz="0" w:space="0" w:color="000000"/>
+                <w:left w:val="none" w:sz="0" w:space="0" w:color="000000"/>
+                <w:right w:val="none" w:sz="0" w:space="0" w:color="000000"/>
+              </w:pBdr>
+              <w:spacing w:after="100" w:before="100" w:line="240"/>
+              <w:ind w:left="100" w:right="100" w:firstLine="0" w:firstLineChars="0"/>
+              <w:rPr>
+                <w:rFonts w:ascii="Arial" w:hAnsi="Arial" w:eastAsia="Arial" w:cs="Arial"/>
+                <w:i w:val="false"/>
+                <w:b w:val="false"/>
+                <w:u w:val="none"/>
+                <w:strike w:val="false"/>
+                <w:sz w:val="22"/>
+                <w:szCs w:val="22"/>
+                <w:color w:val="000000"/>
+              </w:rPr>
+            </w:pPr>
+            <w:r>
+              <w:rPr>
+                <w:rFonts w:ascii="Arial" w:hAnsi="Arial" w:eastAsia="Arial" w:cs="Arial"/>
+                <w:i w:val="false"/>
+                <w:b w:val="false"/>
+                <w:u w:val="none"/>
+                <w:strike w:val="false"/>
+                <w:sz w:val="22"/>
+                <w:szCs w:val="22"/>
+                <w:color w:val="000000"/>
+              </w:rPr>
+              <w:t xml:space="preserve">0.0235</w:t>
+            </w:r>
+          </w:p>
+        </w:tc>
+        <w:tc>
+          <w:tcPr>
+            <w:tcBorders>
+              <w:bottom w:val="none" w:sz="0" w:space="0" w:color="000000"/>
+              <w:top w:val="none" w:sz="0" w:space="0" w:color="000000"/>
+              <w:left w:val="none" w:sz="0" w:space="0" w:color="000000"/>
+              <w:right w:val="none" w:sz="0" w:space="0" w:color="000000"/>
+            </w:tcBorders>
+            <w:shd w:val="clear" w:color="auto" w:fill="FFFFFF"/>
+            <w:tcMar>
+              <w:top w:w="0" w:type="dxa"/>
+              <w:bottom w:w="0" w:type="dxa"/>
+              <w:left w:w="0" w:type="dxa"/>
+              <w:right w:w="0" w:type="dxa"/>
+            </w:tcMar>
+            <w:vAlign w:val="center"/>
+          </w:tcPr>
+          <w:p>
+            <w:pPr>
+              <w:pStyle w:val="Normal"/>
+              <w:jc w:val="right"/>
+              <w:pBdr>
+                <w:bottom w:val="none" w:sz="0" w:space="0" w:color="000000"/>
+                <w:top w:val="none" w:sz="0" w:space="0" w:color="000000"/>
+                <w:left w:val="none" w:sz="0" w:space="0" w:color="000000"/>
+                <w:right w:val="none" w:sz="0" w:space="0" w:color="000000"/>
+              </w:pBdr>
+              <w:spacing w:after="100" w:before="100" w:line="240"/>
+              <w:ind w:left="100" w:right="100" w:firstLine="0" w:firstLineChars="0"/>
+              <w:rPr>
+                <w:rFonts w:ascii="Arial" w:hAnsi="Arial" w:eastAsia="Arial" w:cs="Arial"/>
+                <w:i w:val="false"/>
+                <w:b w:val="false"/>
+                <w:u w:val="none"/>
+                <w:strike w:val="false"/>
+                <w:sz w:val="22"/>
+                <w:szCs w:val="22"/>
+                <w:color w:val="000000"/>
+              </w:rPr>
+            </w:pPr>
+            <w:r>
+              <w:rPr>
+                <w:rFonts w:ascii="Arial" w:hAnsi="Arial" w:eastAsia="Arial" w:cs="Arial"/>
+                <w:i w:val="false"/>
+                <w:b w:val="false"/>
+                <w:u w:val="none"/>
+                <w:strike w:val="false"/>
+                <w:sz w:val="22"/>
+                <w:szCs w:val="22"/>
+                <w:color w:val="000000"/>
+              </w:rPr>
+              <w:t xml:space="preserve">0.0757</w:t>
             </w:r>
           </w:p>
         </w:tc>
@@ -1438,7 +1880,7 @@
                 <w:szCs w:val="22"/>
                 <w:color w:val="000000"/>
               </w:rPr>
-              <w:t xml:space="preserve">Empleo total (log)</w:t>
+              <w:t xml:space="preserve">Costo laboral por trabajador (log)</w:t>
             </w:r>
           </w:p>
         </w:tc>
@@ -1603,7 +2045,7 @@
                 <w:szCs w:val="22"/>
                 <w:color w:val="000000"/>
               </w:rPr>
-              <w:t xml:space="preserve">-7.9927</w:t>
+              <w:t xml:space="preserve">-1.4841</w:t>
             </w:r>
           </w:p>
         </w:tc>
@@ -1658,7 +2100,7 @@
                 <w:szCs w:val="22"/>
                 <w:color w:val="000000"/>
               </w:rPr>
-              <w:t xml:space="preserve">0.0019</w:t>
+              <w:t xml:space="preserve">0.3223</w:t>
             </w:r>
           </w:p>
         </w:tc>
@@ -1713,7 +2155,117 @@
                 <w:szCs w:val="22"/>
                 <w:color w:val="000000"/>
               </w:rPr>
-              <w:t xml:space="preserve">***</w:t>
+              <w:t xml:space="preserve"/>
+            </w:r>
+          </w:p>
+        </w:tc>
+        <w:tc>
+          <w:tcPr>
+            <w:tcBorders>
+              <w:bottom w:val="none" w:sz="0" w:space="0" w:color="000000"/>
+              <w:top w:val="none" w:sz="0" w:space="0" w:color="000000"/>
+              <w:left w:val="none" w:sz="0" w:space="0" w:color="000000"/>
+              <w:right w:val="none" w:sz="0" w:space="0" w:color="000000"/>
+            </w:tcBorders>
+            <w:shd w:val="clear" w:color="auto" w:fill="FFFFFF"/>
+            <w:tcMar>
+              <w:top w:w="0" w:type="dxa"/>
+              <w:bottom w:w="0" w:type="dxa"/>
+              <w:left w:w="0" w:type="dxa"/>
+              <w:right w:w="0" w:type="dxa"/>
+            </w:tcMar>
+            <w:vAlign w:val="center"/>
+          </w:tcPr>
+          <w:p>
+            <w:pPr>
+              <w:pStyle w:val="Normal"/>
+              <w:jc w:val="right"/>
+              <w:pBdr>
+                <w:bottom w:val="none" w:sz="0" w:space="0" w:color="000000"/>
+                <w:top w:val="none" w:sz="0" w:space="0" w:color="000000"/>
+                <w:left w:val="none" w:sz="0" w:space="0" w:color="000000"/>
+                <w:right w:val="none" w:sz="0" w:space="0" w:color="000000"/>
+              </w:pBdr>
+              <w:spacing w:after="100" w:before="100" w:line="240"/>
+              <w:ind w:left="100" w:right="100" w:firstLine="0" w:firstLineChars="0"/>
+              <w:rPr>
+                <w:rFonts w:ascii="Arial" w:hAnsi="Arial" w:eastAsia="Arial" w:cs="Arial"/>
+                <w:i w:val="false"/>
+                <w:b w:val="false"/>
+                <w:u w:val="none"/>
+                <w:strike w:val="false"/>
+                <w:sz w:val="22"/>
+                <w:szCs w:val="22"/>
+                <w:color w:val="000000"/>
+              </w:rPr>
+            </w:pPr>
+            <w:r>
+              <w:rPr>
+                <w:rFonts w:ascii="Arial" w:hAnsi="Arial" w:eastAsia="Arial" w:cs="Arial"/>
+                <w:i w:val="false"/>
+                <w:b w:val="false"/>
+                <w:u w:val="none"/>
+                <w:strike w:val="false"/>
+                <w:sz w:val="22"/>
+                <w:szCs w:val="22"/>
+                <w:color w:val="000000"/>
+              </w:rPr>
+              <w:t xml:space="preserve">-0.0442</w:t>
+            </w:r>
+          </w:p>
+        </w:tc>
+        <w:tc>
+          <w:tcPr>
+            <w:tcBorders>
+              <w:bottom w:val="none" w:sz="0" w:space="0" w:color="000000"/>
+              <w:top w:val="none" w:sz="0" w:space="0" w:color="000000"/>
+              <w:left w:val="none" w:sz="0" w:space="0" w:color="000000"/>
+              <w:right w:val="none" w:sz="0" w:space="0" w:color="000000"/>
+            </w:tcBorders>
+            <w:shd w:val="clear" w:color="auto" w:fill="FFFFFF"/>
+            <w:tcMar>
+              <w:top w:w="0" w:type="dxa"/>
+              <w:bottom w:w="0" w:type="dxa"/>
+              <w:left w:w="0" w:type="dxa"/>
+              <w:right w:w="0" w:type="dxa"/>
+            </w:tcMar>
+            <w:vAlign w:val="center"/>
+          </w:tcPr>
+          <w:p>
+            <w:pPr>
+              <w:pStyle w:val="Normal"/>
+              <w:jc w:val="right"/>
+              <w:pBdr>
+                <w:bottom w:val="none" w:sz="0" w:space="0" w:color="000000"/>
+                <w:top w:val="none" w:sz="0" w:space="0" w:color="000000"/>
+                <w:left w:val="none" w:sz="0" w:space="0" w:color="000000"/>
+                <w:right w:val="none" w:sz="0" w:space="0" w:color="000000"/>
+              </w:pBdr>
+              <w:spacing w:after="100" w:before="100" w:line="240"/>
+              <w:ind w:left="100" w:right="100" w:firstLine="0" w:firstLineChars="0"/>
+              <w:rPr>
+                <w:rFonts w:ascii="Arial" w:hAnsi="Arial" w:eastAsia="Arial" w:cs="Arial"/>
+                <w:i w:val="false"/>
+                <w:b w:val="false"/>
+                <w:u w:val="none"/>
+                <w:strike w:val="false"/>
+                <w:sz w:val="22"/>
+                <w:szCs w:val="22"/>
+                <w:color w:val="000000"/>
+              </w:rPr>
+            </w:pPr>
+            <w:r>
+              <w:rPr>
+                <w:rFonts w:ascii="Arial" w:hAnsi="Arial" w:eastAsia="Arial" w:cs="Arial"/>
+                <w:i w:val="false"/>
+                <w:b w:val="false"/>
+                <w:u w:val="none"/>
+                <w:strike w:val="false"/>
+                <w:sz w:val="22"/>
+                <w:szCs w:val="22"/>
+                <w:color w:val="000000"/>
+              </w:rPr>
+              <w:t xml:space="preserve">0.0145</w:t>
             </w:r>
           </w:p>
         </w:tc>
@@ -1773,7 +2325,7 @@
                 <w:szCs w:val="22"/>
                 <w:color w:val="000000"/>
               </w:rPr>
-              <w:t xml:space="preserve">Empleo total (log)</w:t>
+              <w:t xml:space="preserve">Costo laboral por trabajador (log)</w:t>
             </w:r>
           </w:p>
         </w:tc>
@@ -1938,7 +2490,7 @@
                 <w:szCs w:val="22"/>
                 <w:color w:val="000000"/>
               </w:rPr>
-              <w:t xml:space="preserve">-1.3747</w:t>
+              <w:t xml:space="preserve">3.0973</w:t>
             </w:r>
           </w:p>
         </w:tc>
@@ -1993,7 +2545,7 @@
                 <w:szCs w:val="22"/>
                 <w:color w:val="000000"/>
               </w:rPr>
-              <w:t xml:space="preserve">0.4307</w:t>
+              <w:t xml:space="preserve">0.0137</w:t>
             </w:r>
           </w:p>
         </w:tc>
@@ -2048,7 +2600,117 @@
                 <w:szCs w:val="22"/>
                 <w:color w:val="000000"/>
               </w:rPr>
-              <w:t xml:space="preserve"/>
+              <w:t xml:space="preserve">**</w:t>
+            </w:r>
+          </w:p>
+        </w:tc>
+        <w:tc>
+          <w:tcPr>
+            <w:tcBorders>
+              <w:bottom w:val="none" w:sz="0" w:space="0" w:color="000000"/>
+              <w:top w:val="none" w:sz="0" w:space="0" w:color="000000"/>
+              <w:left w:val="none" w:sz="0" w:space="0" w:color="000000"/>
+              <w:right w:val="none" w:sz="0" w:space="0" w:color="000000"/>
+            </w:tcBorders>
+            <w:shd w:val="clear" w:color="auto" w:fill="FFFFFF"/>
+            <w:tcMar>
+              <w:top w:w="0" w:type="dxa"/>
+              <w:bottom w:w="0" w:type="dxa"/>
+              <w:left w:w="0" w:type="dxa"/>
+              <w:right w:w="0" w:type="dxa"/>
+            </w:tcMar>
+            <w:vAlign w:val="center"/>
+          </w:tcPr>
+          <w:p>
+            <w:pPr>
+              <w:pStyle w:val="Normal"/>
+              <w:jc w:val="right"/>
+              <w:pBdr>
+                <w:bottom w:val="none" w:sz="0" w:space="0" w:color="000000"/>
+                <w:top w:val="none" w:sz="0" w:space="0" w:color="000000"/>
+                <w:left w:val="none" w:sz="0" w:space="0" w:color="000000"/>
+                <w:right w:val="none" w:sz="0" w:space="0" w:color="000000"/>
+              </w:pBdr>
+              <w:spacing w:after="100" w:before="100" w:line="240"/>
+              <w:ind w:left="100" w:right="100" w:firstLine="0" w:firstLineChars="0"/>
+              <w:rPr>
+                <w:rFonts w:ascii="Arial" w:hAnsi="Arial" w:eastAsia="Arial" w:cs="Arial"/>
+                <w:i w:val="false"/>
+                <w:b w:val="false"/>
+                <w:u w:val="none"/>
+                <w:strike w:val="false"/>
+                <w:sz w:val="22"/>
+                <w:szCs w:val="22"/>
+                <w:color w:val="000000"/>
+              </w:rPr>
+            </w:pPr>
+            <w:r>
+              <w:rPr>
+                <w:rFonts w:ascii="Arial" w:hAnsi="Arial" w:eastAsia="Arial" w:cs="Arial"/>
+                <w:i w:val="false"/>
+                <w:b w:val="false"/>
+                <w:u w:val="none"/>
+                <w:strike w:val="false"/>
+                <w:sz w:val="22"/>
+                <w:szCs w:val="22"/>
+                <w:color w:val="000000"/>
+              </w:rPr>
+              <w:t xml:space="preserve">0.0064</w:t>
+            </w:r>
+          </w:p>
+        </w:tc>
+        <w:tc>
+          <w:tcPr>
+            <w:tcBorders>
+              <w:bottom w:val="none" w:sz="0" w:space="0" w:color="000000"/>
+              <w:top w:val="none" w:sz="0" w:space="0" w:color="000000"/>
+              <w:left w:val="none" w:sz="0" w:space="0" w:color="000000"/>
+              <w:right w:val="none" w:sz="0" w:space="0" w:color="000000"/>
+            </w:tcBorders>
+            <w:shd w:val="clear" w:color="auto" w:fill="FFFFFF"/>
+            <w:tcMar>
+              <w:top w:w="0" w:type="dxa"/>
+              <w:bottom w:w="0" w:type="dxa"/>
+              <w:left w:w="0" w:type="dxa"/>
+              <w:right w:w="0" w:type="dxa"/>
+            </w:tcMar>
+            <w:vAlign w:val="center"/>
+          </w:tcPr>
+          <w:p>
+            <w:pPr>
+              <w:pStyle w:val="Normal"/>
+              <w:jc w:val="right"/>
+              <w:pBdr>
+                <w:bottom w:val="none" w:sz="0" w:space="0" w:color="000000"/>
+                <w:top w:val="none" w:sz="0" w:space="0" w:color="000000"/>
+                <w:left w:val="none" w:sz="0" w:space="0" w:color="000000"/>
+                <w:right w:val="none" w:sz="0" w:space="0" w:color="000000"/>
+              </w:pBdr>
+              <w:spacing w:after="100" w:before="100" w:line="240"/>
+              <w:ind w:left="100" w:right="100" w:firstLine="0" w:firstLineChars="0"/>
+              <w:rPr>
+                <w:rFonts w:ascii="Arial" w:hAnsi="Arial" w:eastAsia="Arial" w:cs="Arial"/>
+                <w:i w:val="false"/>
+                <w:b w:val="false"/>
+                <w:u w:val="none"/>
+                <w:strike w:val="false"/>
+                <w:sz w:val="22"/>
+                <w:szCs w:val="22"/>
+                <w:color w:val="000000"/>
+              </w:rPr>
+            </w:pPr>
+            <w:r>
+              <w:rPr>
+                <w:rFonts w:ascii="Arial" w:hAnsi="Arial" w:eastAsia="Arial" w:cs="Arial"/>
+                <w:i w:val="false"/>
+                <w:b w:val="false"/>
+                <w:u w:val="none"/>
+                <w:strike w:val="false"/>
+                <w:sz w:val="22"/>
+                <w:szCs w:val="22"/>
+                <w:color w:val="000000"/>
+              </w:rPr>
+              <w:t xml:space="preserve">0.0556</w:t>
             </w:r>
           </w:p>
         </w:tc>
@@ -2108,7 +2770,7 @@
                 <w:szCs w:val="22"/>
                 <w:color w:val="000000"/>
               </w:rPr>
-              <w:t xml:space="preserve">Empleo total (log)</w:t>
+              <w:t xml:space="preserve">Costo laboral por trabajador (log)</w:t>
             </w:r>
           </w:p>
         </w:tc>
@@ -2273,7 +2935,7 @@
                 <w:szCs w:val="22"/>
                 <w:color w:val="000000"/>
               </w:rPr>
-              <w:t xml:space="preserve">-12.7351</w:t>
+              <w:t xml:space="preserve">-5.5522</w:t>
             </w:r>
           </w:p>
         </w:tc>
@@ -2328,7 +2990,7 @@
                 <w:szCs w:val="22"/>
                 <w:color w:val="000000"/>
               </w:rPr>
-              <w:t xml:space="preserve">0.0000</w:t>
+              <w:t xml:space="preserve">0.0001</w:t>
             </w:r>
           </w:p>
         </w:tc>
@@ -2384,6 +3046,116 @@
                 <w:color w:val="000000"/>
               </w:rPr>
               <w:t xml:space="preserve">***</w:t>
+            </w:r>
+          </w:p>
+        </w:tc>
+        <w:tc>
+          <w:tcPr>
+            <w:tcBorders>
+              <w:bottom w:val="none" w:sz="0" w:space="0" w:color="000000"/>
+              <w:top w:val="none" w:sz="0" w:space="0" w:color="000000"/>
+              <w:left w:val="none" w:sz="0" w:space="0" w:color="000000"/>
+              <w:right w:val="none" w:sz="0" w:space="0" w:color="000000"/>
+            </w:tcBorders>
+            <w:shd w:val="clear" w:color="auto" w:fill="FFFFFF"/>
+            <w:tcMar>
+              <w:top w:w="0" w:type="dxa"/>
+              <w:bottom w:w="0" w:type="dxa"/>
+              <w:left w:w="0" w:type="dxa"/>
+              <w:right w:w="0" w:type="dxa"/>
+            </w:tcMar>
+            <w:vAlign w:val="center"/>
+          </w:tcPr>
+          <w:p>
+            <w:pPr>
+              <w:pStyle w:val="Normal"/>
+              <w:jc w:val="right"/>
+              <w:pBdr>
+                <w:bottom w:val="none" w:sz="0" w:space="0" w:color="000000"/>
+                <w:top w:val="none" w:sz="0" w:space="0" w:color="000000"/>
+                <w:left w:val="none" w:sz="0" w:space="0" w:color="000000"/>
+                <w:right w:val="none" w:sz="0" w:space="0" w:color="000000"/>
+              </w:pBdr>
+              <w:spacing w:after="100" w:before="100" w:line="240"/>
+              <w:ind w:left="100" w:right="100" w:firstLine="0" w:firstLineChars="0"/>
+              <w:rPr>
+                <w:rFonts w:ascii="Arial" w:hAnsi="Arial" w:eastAsia="Arial" w:cs="Arial"/>
+                <w:i w:val="false"/>
+                <w:b w:val="false"/>
+                <w:u w:val="none"/>
+                <w:strike w:val="false"/>
+                <w:sz w:val="22"/>
+                <w:szCs w:val="22"/>
+                <w:color w:val="000000"/>
+              </w:rPr>
+            </w:pPr>
+            <w:r>
+              <w:rPr>
+                <w:rFonts w:ascii="Arial" w:hAnsi="Arial" w:eastAsia="Arial" w:cs="Arial"/>
+                <w:i w:val="false"/>
+                <w:b w:val="false"/>
+                <w:u w:val="none"/>
+                <w:strike w:val="false"/>
+                <w:sz w:val="22"/>
+                <w:szCs w:val="22"/>
+                <w:color w:val="000000"/>
+              </w:rPr>
+              <w:t xml:space="preserve">-0.0830</w:t>
+            </w:r>
+          </w:p>
+        </w:tc>
+        <w:tc>
+          <w:tcPr>
+            <w:tcBorders>
+              <w:bottom w:val="none" w:sz="0" w:space="0" w:color="000000"/>
+              <w:top w:val="none" w:sz="0" w:space="0" w:color="000000"/>
+              <w:left w:val="none" w:sz="0" w:space="0" w:color="000000"/>
+              <w:right w:val="none" w:sz="0" w:space="0" w:color="000000"/>
+            </w:tcBorders>
+            <w:shd w:val="clear" w:color="auto" w:fill="FFFFFF"/>
+            <w:tcMar>
+              <w:top w:w="0" w:type="dxa"/>
+              <w:bottom w:w="0" w:type="dxa"/>
+              <w:left w:w="0" w:type="dxa"/>
+              <w:right w:w="0" w:type="dxa"/>
+            </w:tcMar>
+            <w:vAlign w:val="center"/>
+          </w:tcPr>
+          <w:p>
+            <w:pPr>
+              <w:pStyle w:val="Normal"/>
+              <w:jc w:val="right"/>
+              <w:pBdr>
+                <w:bottom w:val="none" w:sz="0" w:space="0" w:color="000000"/>
+                <w:top w:val="none" w:sz="0" w:space="0" w:color="000000"/>
+                <w:left w:val="none" w:sz="0" w:space="0" w:color="000000"/>
+                <w:right w:val="none" w:sz="0" w:space="0" w:color="000000"/>
+              </w:pBdr>
+              <w:spacing w:after="100" w:before="100" w:line="240"/>
+              <w:ind w:left="100" w:right="100" w:firstLine="0" w:firstLineChars="0"/>
+              <w:rPr>
+                <w:rFonts w:ascii="Arial" w:hAnsi="Arial" w:eastAsia="Arial" w:cs="Arial"/>
+                <w:i w:val="false"/>
+                <w:b w:val="false"/>
+                <w:u w:val="none"/>
+                <w:strike w:val="false"/>
+                <w:sz w:val="22"/>
+                <w:szCs w:val="22"/>
+                <w:color w:val="000000"/>
+              </w:rPr>
+            </w:pPr>
+            <w:r>
+              <w:rPr>
+                <w:rFonts w:ascii="Arial" w:hAnsi="Arial" w:eastAsia="Arial" w:cs="Arial"/>
+                <w:i w:val="false"/>
+                <w:b w:val="false"/>
+                <w:u w:val="none"/>
+                <w:strike w:val="false"/>
+                <w:sz w:val="22"/>
+                <w:szCs w:val="22"/>
+                <w:color w:val="000000"/>
+              </w:rPr>
+              <w:t xml:space="preserve">-0.0281</w:t>
             </w:r>
           </w:p>
         </w:tc>
@@ -2443,7 +3215,7 @@
                 <w:szCs w:val="22"/>
                 <w:color w:val="000000"/>
               </w:rPr>
-              <w:t xml:space="preserve">Empleo total (log)</w:t>
+              <w:t xml:space="preserve">Costo laboral por trabajador (log)</w:t>
             </w:r>
           </w:p>
         </w:tc>
@@ -2608,7 +3380,7 @@
                 <w:szCs w:val="22"/>
                 <w:color w:val="000000"/>
               </w:rPr>
-              <w:t xml:space="preserve">-0.7677</w:t>
+              <w:t xml:space="preserve">8.2053</w:t>
             </w:r>
           </w:p>
         </w:tc>
@@ -2663,7 +3435,7 @@
                 <w:szCs w:val="22"/>
                 <w:color w:val="000000"/>
               </w:rPr>
-              <w:t xml:space="preserve">0.6478</w:t>
+              <w:t xml:space="preserve">0.0000</w:t>
             </w:r>
           </w:p>
         </w:tc>
@@ -2718,7 +3490,117 @@
                 <w:szCs w:val="22"/>
                 <w:color w:val="000000"/>
               </w:rPr>
-              <w:t xml:space="preserve"/>
+              <w:t xml:space="preserve">***</w:t>
+            </w:r>
+          </w:p>
+        </w:tc>
+        <w:tc>
+          <w:tcPr>
+            <w:tcBorders>
+              <w:bottom w:val="none" w:sz="0" w:space="0" w:color="000000"/>
+              <w:top w:val="none" w:sz="0" w:space="0" w:color="000000"/>
+              <w:left w:val="none" w:sz="0" w:space="0" w:color="000000"/>
+              <w:right w:val="none" w:sz="0" w:space="0" w:color="000000"/>
+            </w:tcBorders>
+            <w:shd w:val="clear" w:color="auto" w:fill="FFFFFF"/>
+            <w:tcMar>
+              <w:top w:w="0" w:type="dxa"/>
+              <w:bottom w:w="0" w:type="dxa"/>
+              <w:left w:w="0" w:type="dxa"/>
+              <w:right w:w="0" w:type="dxa"/>
+            </w:tcMar>
+            <w:vAlign w:val="center"/>
+          </w:tcPr>
+          <w:p>
+            <w:pPr>
+              <w:pStyle w:val="Normal"/>
+              <w:jc w:val="right"/>
+              <w:pBdr>
+                <w:bottom w:val="none" w:sz="0" w:space="0" w:color="000000"/>
+                <w:top w:val="none" w:sz="0" w:space="0" w:color="000000"/>
+                <w:left w:val="none" w:sz="0" w:space="0" w:color="000000"/>
+                <w:right w:val="none" w:sz="0" w:space="0" w:color="000000"/>
+              </w:pBdr>
+              <w:spacing w:after="100" w:before="100" w:line="240"/>
+              <w:ind w:left="100" w:right="100" w:firstLine="0" w:firstLineChars="0"/>
+              <w:rPr>
+                <w:rFonts w:ascii="Arial" w:hAnsi="Arial" w:eastAsia="Arial" w:cs="Arial"/>
+                <w:i w:val="false"/>
+                <w:b w:val="false"/>
+                <w:u w:val="none"/>
+                <w:strike w:val="false"/>
+                <w:sz w:val="22"/>
+                <w:szCs w:val="22"/>
+                <w:color w:val="000000"/>
+              </w:rPr>
+            </w:pPr>
+            <w:r>
+              <w:rPr>
+                <w:rFonts w:ascii="Arial" w:hAnsi="Arial" w:eastAsia="Arial" w:cs="Arial"/>
+                <w:i w:val="false"/>
+                <w:b w:val="false"/>
+                <w:u w:val="none"/>
+                <w:strike w:val="false"/>
+                <w:sz w:val="22"/>
+                <w:szCs w:val="22"/>
+                <w:color w:val="000000"/>
+              </w:rPr>
+              <w:t xml:space="preserve">0.0550</w:t>
+            </w:r>
+          </w:p>
+        </w:tc>
+        <w:tc>
+          <w:tcPr>
+            <w:tcBorders>
+              <w:bottom w:val="none" w:sz="0" w:space="0" w:color="000000"/>
+              <w:top w:val="none" w:sz="0" w:space="0" w:color="000000"/>
+              <w:left w:val="none" w:sz="0" w:space="0" w:color="000000"/>
+              <w:right w:val="none" w:sz="0" w:space="0" w:color="000000"/>
+            </w:tcBorders>
+            <w:shd w:val="clear" w:color="auto" w:fill="FFFFFF"/>
+            <w:tcMar>
+              <w:top w:w="0" w:type="dxa"/>
+              <w:bottom w:w="0" w:type="dxa"/>
+              <w:left w:w="0" w:type="dxa"/>
+              <w:right w:w="0" w:type="dxa"/>
+            </w:tcMar>
+            <w:vAlign w:val="center"/>
+          </w:tcPr>
+          <w:p>
+            <w:pPr>
+              <w:pStyle w:val="Normal"/>
+              <w:jc w:val="right"/>
+              <w:pBdr>
+                <w:bottom w:val="none" w:sz="0" w:space="0" w:color="000000"/>
+                <w:top w:val="none" w:sz="0" w:space="0" w:color="000000"/>
+                <w:left w:val="none" w:sz="0" w:space="0" w:color="000000"/>
+                <w:right w:val="none" w:sz="0" w:space="0" w:color="000000"/>
+              </w:pBdr>
+              <w:spacing w:after="100" w:before="100" w:line="240"/>
+              <w:ind w:left="100" w:right="100" w:firstLine="0" w:firstLineChars="0"/>
+              <w:rPr>
+                <w:rFonts w:ascii="Arial" w:hAnsi="Arial" w:eastAsia="Arial" w:cs="Arial"/>
+                <w:i w:val="false"/>
+                <w:b w:val="false"/>
+                <w:u w:val="none"/>
+                <w:strike w:val="false"/>
+                <w:sz w:val="22"/>
+                <w:szCs w:val="22"/>
+                <w:color w:val="000000"/>
+              </w:rPr>
+            </w:pPr>
+            <w:r>
+              <w:rPr>
+                <w:rFonts w:ascii="Arial" w:hAnsi="Arial" w:eastAsia="Arial" w:cs="Arial"/>
+                <w:i w:val="false"/>
+                <w:b w:val="false"/>
+                <w:u w:val="none"/>
+                <w:strike w:val="false"/>
+                <w:sz w:val="22"/>
+                <w:szCs w:val="22"/>
+                <w:color w:val="000000"/>
+              </w:rPr>
+              <w:t xml:space="preserve">0.1091</w:t>
             </w:r>
           </w:p>
         </w:tc>
@@ -2778,7 +3660,7 @@
                 <w:szCs w:val="22"/>
                 <w:color w:val="000000"/>
               </w:rPr>
-              <w:t xml:space="preserve">Empleo total (log)</w:t>
+              <w:t xml:space="preserve">Costo laboral por trabajador (log)</w:t>
             </w:r>
           </w:p>
         </w:tc>
@@ -2943,7 +3825,7 @@
                 <w:szCs w:val="22"/>
                 <w:color w:val="000000"/>
               </w:rPr>
-              <w:t xml:space="preserve">-15.5248</w:t>
+              <w:t xml:space="preserve">-6.9842</w:t>
             </w:r>
           </w:p>
         </w:tc>
@@ -3054,6 +3936,116 @@
                 <w:color w:val="000000"/>
               </w:rPr>
               <w:t xml:space="preserve">***</w:t>
+            </w:r>
+          </w:p>
+        </w:tc>
+        <w:tc>
+          <w:tcPr>
+            <w:tcBorders>
+              <w:bottom w:val="none" w:sz="0" w:space="0" w:color="000000"/>
+              <w:top w:val="none" w:sz="0" w:space="0" w:color="000000"/>
+              <w:left w:val="none" w:sz="0" w:space="0" w:color="000000"/>
+              <w:right w:val="none" w:sz="0" w:space="0" w:color="000000"/>
+            </w:tcBorders>
+            <w:shd w:val="clear" w:color="auto" w:fill="FFFFFF"/>
+            <w:tcMar>
+              <w:top w:w="0" w:type="dxa"/>
+              <w:bottom w:w="0" w:type="dxa"/>
+              <w:left w:w="0" w:type="dxa"/>
+              <w:right w:w="0" w:type="dxa"/>
+            </w:tcMar>
+            <w:vAlign w:val="center"/>
+          </w:tcPr>
+          <w:p>
+            <w:pPr>
+              <w:pStyle w:val="Normal"/>
+              <w:jc w:val="right"/>
+              <w:pBdr>
+                <w:bottom w:val="none" w:sz="0" w:space="0" w:color="000000"/>
+                <w:top w:val="none" w:sz="0" w:space="0" w:color="000000"/>
+                <w:left w:val="none" w:sz="0" w:space="0" w:color="000000"/>
+                <w:right w:val="none" w:sz="0" w:space="0" w:color="000000"/>
+              </w:pBdr>
+              <w:spacing w:after="100" w:before="100" w:line="240"/>
+              <w:ind w:left="100" w:right="100" w:firstLine="0" w:firstLineChars="0"/>
+              <w:rPr>
+                <w:rFonts w:ascii="Arial" w:hAnsi="Arial" w:eastAsia="Arial" w:cs="Arial"/>
+                <w:i w:val="false"/>
+                <w:b w:val="false"/>
+                <w:u w:val="none"/>
+                <w:strike w:val="false"/>
+                <w:sz w:val="22"/>
+                <w:szCs w:val="22"/>
+                <w:color w:val="000000"/>
+              </w:rPr>
+            </w:pPr>
+            <w:r>
+              <w:rPr>
+                <w:rFonts w:ascii="Arial" w:hAnsi="Arial" w:eastAsia="Arial" w:cs="Arial"/>
+                <w:i w:val="false"/>
+                <w:b w:val="false"/>
+                <w:u w:val="none"/>
+                <w:strike w:val="false"/>
+                <w:sz w:val="22"/>
+                <w:szCs w:val="22"/>
+                <w:color w:val="000000"/>
+              </w:rPr>
+              <w:t xml:space="preserve">-0.0993</w:t>
+            </w:r>
+          </w:p>
+        </w:tc>
+        <w:tc>
+          <w:tcPr>
+            <w:tcBorders>
+              <w:bottom w:val="none" w:sz="0" w:space="0" w:color="000000"/>
+              <w:top w:val="none" w:sz="0" w:space="0" w:color="000000"/>
+              <w:left w:val="none" w:sz="0" w:space="0" w:color="000000"/>
+              <w:right w:val="none" w:sz="0" w:space="0" w:color="000000"/>
+            </w:tcBorders>
+            <w:shd w:val="clear" w:color="auto" w:fill="FFFFFF"/>
+            <w:tcMar>
+              <w:top w:w="0" w:type="dxa"/>
+              <w:bottom w:w="0" w:type="dxa"/>
+              <w:left w:w="0" w:type="dxa"/>
+              <w:right w:w="0" w:type="dxa"/>
+            </w:tcMar>
+            <w:vAlign w:val="center"/>
+          </w:tcPr>
+          <w:p>
+            <w:pPr>
+              <w:pStyle w:val="Normal"/>
+              <w:jc w:val="right"/>
+              <w:pBdr>
+                <w:bottom w:val="none" w:sz="0" w:space="0" w:color="000000"/>
+                <w:top w:val="none" w:sz="0" w:space="0" w:color="000000"/>
+                <w:left w:val="none" w:sz="0" w:space="0" w:color="000000"/>
+                <w:right w:val="none" w:sz="0" w:space="0" w:color="000000"/>
+              </w:pBdr>
+              <w:spacing w:after="100" w:before="100" w:line="240"/>
+              <w:ind w:left="100" w:right="100" w:firstLine="0" w:firstLineChars="0"/>
+              <w:rPr>
+                <w:rFonts w:ascii="Arial" w:hAnsi="Arial" w:eastAsia="Arial" w:cs="Arial"/>
+                <w:i w:val="false"/>
+                <w:b w:val="false"/>
+                <w:u w:val="none"/>
+                <w:strike w:val="false"/>
+                <w:sz w:val="22"/>
+                <w:szCs w:val="22"/>
+                <w:color w:val="000000"/>
+              </w:rPr>
+            </w:pPr>
+            <w:r>
+              <w:rPr>
+                <w:rFonts w:ascii="Arial" w:hAnsi="Arial" w:eastAsia="Arial" w:cs="Arial"/>
+                <w:i w:val="false"/>
+                <w:b w:val="false"/>
+                <w:u w:val="none"/>
+                <w:strike w:val="false"/>
+                <w:sz w:val="22"/>
+                <w:szCs w:val="22"/>
+                <w:color w:val="000000"/>
+              </w:rPr>
+              <w:t xml:space="preserve">-0.0404</w:t>
             </w:r>
           </w:p>
         </w:tc>
@@ -3113,7 +4105,7 @@
                 <w:szCs w:val="22"/>
                 <w:color w:val="000000"/>
               </w:rPr>
-              <w:t xml:space="preserve">Salario promedio (log)</w:t>
+              <w:t xml:space="preserve">Empleo total (log)</w:t>
             </w:r>
           </w:p>
         </w:tc>
@@ -3278,7 +4270,7 @@
                 <w:szCs w:val="22"/>
                 <w:color w:val="000000"/>
               </w:rPr>
-              <w:t xml:space="preserve">1.9278</w:t>
+              <w:t xml:space="preserve">1.6049</w:t>
             </w:r>
           </w:p>
         </w:tc>
@@ -3333,7 +4325,7 @@
                 <w:szCs w:val="22"/>
                 <w:color w:val="000000"/>
               </w:rPr>
-              <w:t xml:space="preserve">0.1322</w:t>
+              <w:t xml:space="preserve">0.2984</w:t>
             </w:r>
           </w:p>
         </w:tc>
@@ -3389,6 +4381,116 @@
                 <w:color w:val="000000"/>
               </w:rPr>
               <w:t xml:space="preserve"/>
+            </w:r>
+          </w:p>
+        </w:tc>
+        <w:tc>
+          <w:tcPr>
+            <w:tcBorders>
+              <w:bottom w:val="none" w:sz="0" w:space="0" w:color="000000"/>
+              <w:top w:val="none" w:sz="0" w:space="0" w:color="000000"/>
+              <w:left w:val="none" w:sz="0" w:space="0" w:color="000000"/>
+              <w:right w:val="none" w:sz="0" w:space="0" w:color="000000"/>
+            </w:tcBorders>
+            <w:shd w:val="clear" w:color="auto" w:fill="FFFFFF"/>
+            <w:tcMar>
+              <w:top w:w="0" w:type="dxa"/>
+              <w:bottom w:w="0" w:type="dxa"/>
+              <w:left w:w="0" w:type="dxa"/>
+              <w:right w:w="0" w:type="dxa"/>
+            </w:tcMar>
+            <w:vAlign w:val="center"/>
+          </w:tcPr>
+          <w:p>
+            <w:pPr>
+              <w:pStyle w:val="Normal"/>
+              <w:jc w:val="right"/>
+              <w:pBdr>
+                <w:bottom w:val="none" w:sz="0" w:space="0" w:color="000000"/>
+                <w:top w:val="none" w:sz="0" w:space="0" w:color="000000"/>
+                <w:left w:val="none" w:sz="0" w:space="0" w:color="000000"/>
+                <w:right w:val="none" w:sz="0" w:space="0" w:color="000000"/>
+              </w:pBdr>
+              <w:spacing w:after="100" w:before="100" w:line="240"/>
+              <w:ind w:left="100" w:right="100" w:firstLine="0" w:firstLineChars="0"/>
+              <w:rPr>
+                <w:rFonts w:ascii="Arial" w:hAnsi="Arial" w:eastAsia="Arial" w:cs="Arial"/>
+                <w:i w:val="false"/>
+                <w:b w:val="false"/>
+                <w:u w:val="none"/>
+                <w:strike w:val="false"/>
+                <w:sz w:val="22"/>
+                <w:szCs w:val="22"/>
+                <w:color w:val="000000"/>
+              </w:rPr>
+            </w:pPr>
+            <w:r>
+              <w:rPr>
+                <w:rFonts w:ascii="Arial" w:hAnsi="Arial" w:eastAsia="Arial" w:cs="Arial"/>
+                <w:i w:val="false"/>
+                <w:b w:val="false"/>
+                <w:u w:val="none"/>
+                <w:strike w:val="false"/>
+                <w:sz w:val="22"/>
+                <w:szCs w:val="22"/>
+                <w:color w:val="000000"/>
+              </w:rPr>
+              <w:t xml:space="preserve">-0.0142</w:t>
+            </w:r>
+          </w:p>
+        </w:tc>
+        <w:tc>
+          <w:tcPr>
+            <w:tcBorders>
+              <w:bottom w:val="none" w:sz="0" w:space="0" w:color="000000"/>
+              <w:top w:val="none" w:sz="0" w:space="0" w:color="000000"/>
+              <w:left w:val="none" w:sz="0" w:space="0" w:color="000000"/>
+              <w:right w:val="none" w:sz="0" w:space="0" w:color="000000"/>
+            </w:tcBorders>
+            <w:shd w:val="clear" w:color="auto" w:fill="FFFFFF"/>
+            <w:tcMar>
+              <w:top w:w="0" w:type="dxa"/>
+              <w:bottom w:w="0" w:type="dxa"/>
+              <w:left w:w="0" w:type="dxa"/>
+              <w:right w:w="0" w:type="dxa"/>
+            </w:tcMar>
+            <w:vAlign w:val="center"/>
+          </w:tcPr>
+          <w:p>
+            <w:pPr>
+              <w:pStyle w:val="Normal"/>
+              <w:jc w:val="right"/>
+              <w:pBdr>
+                <w:bottom w:val="none" w:sz="0" w:space="0" w:color="000000"/>
+                <w:top w:val="none" w:sz="0" w:space="0" w:color="000000"/>
+                <w:left w:val="none" w:sz="0" w:space="0" w:color="000000"/>
+                <w:right w:val="none" w:sz="0" w:space="0" w:color="000000"/>
+              </w:pBdr>
+              <w:spacing w:after="100" w:before="100" w:line="240"/>
+              <w:ind w:left="100" w:right="100" w:firstLine="0" w:firstLineChars="0"/>
+              <w:rPr>
+                <w:rFonts w:ascii="Arial" w:hAnsi="Arial" w:eastAsia="Arial" w:cs="Arial"/>
+                <w:i w:val="false"/>
+                <w:b w:val="false"/>
+                <w:u w:val="none"/>
+                <w:strike w:val="false"/>
+                <w:sz w:val="22"/>
+                <w:szCs w:val="22"/>
+                <w:color w:val="000000"/>
+              </w:rPr>
+            </w:pPr>
+            <w:r>
+              <w:rPr>
+                <w:rFonts w:ascii="Arial" w:hAnsi="Arial" w:eastAsia="Arial" w:cs="Arial"/>
+                <w:i w:val="false"/>
+                <w:b w:val="false"/>
+                <w:u w:val="none"/>
+                <w:strike w:val="false"/>
+                <w:sz w:val="22"/>
+                <w:szCs w:val="22"/>
+                <w:color w:val="000000"/>
+              </w:rPr>
+              <w:t xml:space="preserve">0.0463</w:t>
             </w:r>
           </w:p>
         </w:tc>
@@ -3448,7 +4550,7 @@
                 <w:szCs w:val="22"/>
                 <w:color w:val="000000"/>
               </w:rPr>
-              <w:t xml:space="preserve">Salario promedio (log)</w:t>
+              <w:t xml:space="preserve">Empleo total (log)</w:t>
             </w:r>
           </w:p>
         </w:tc>
@@ -3613,7 +4715,7 @@
                 <w:szCs w:val="22"/>
                 <w:color w:val="000000"/>
               </w:rPr>
-              <w:t xml:space="preserve">0.4627</w:t>
+              <w:t xml:space="preserve">-3.2270</w:t>
             </w:r>
           </w:p>
         </w:tc>
@@ -3668,7 +4770,7 @@
                 <w:szCs w:val="22"/>
                 <w:color w:val="000000"/>
               </w:rPr>
-              <w:t xml:space="preserve">0.7440</w:t>
+              <w:t xml:space="preserve">0.1893</w:t>
             </w:r>
           </w:p>
         </w:tc>
@@ -3724,6 +4826,116 @@
                 <w:color w:val="000000"/>
               </w:rPr>
               <w:t xml:space="preserve"/>
+            </w:r>
+          </w:p>
+        </w:tc>
+        <w:tc>
+          <w:tcPr>
+            <w:tcBorders>
+              <w:bottom w:val="none" w:sz="0" w:space="0" w:color="000000"/>
+              <w:top w:val="none" w:sz="0" w:space="0" w:color="000000"/>
+              <w:left w:val="none" w:sz="0" w:space="0" w:color="000000"/>
+              <w:right w:val="none" w:sz="0" w:space="0" w:color="000000"/>
+            </w:tcBorders>
+            <w:shd w:val="clear" w:color="auto" w:fill="FFFFFF"/>
+            <w:tcMar>
+              <w:top w:w="0" w:type="dxa"/>
+              <w:bottom w:w="0" w:type="dxa"/>
+              <w:left w:w="0" w:type="dxa"/>
+              <w:right w:w="0" w:type="dxa"/>
+            </w:tcMar>
+            <w:vAlign w:val="center"/>
+          </w:tcPr>
+          <w:p>
+            <w:pPr>
+              <w:pStyle w:val="Normal"/>
+              <w:jc w:val="right"/>
+              <w:pBdr>
+                <w:bottom w:val="none" w:sz="0" w:space="0" w:color="000000"/>
+                <w:top w:val="none" w:sz="0" w:space="0" w:color="000000"/>
+                <w:left w:val="none" w:sz="0" w:space="0" w:color="000000"/>
+                <w:right w:val="none" w:sz="0" w:space="0" w:color="000000"/>
+              </w:pBdr>
+              <w:spacing w:after="100" w:before="100" w:line="240"/>
+              <w:ind w:left="100" w:right="100" w:firstLine="0" w:firstLineChars="0"/>
+              <w:rPr>
+                <w:rFonts w:ascii="Arial" w:hAnsi="Arial" w:eastAsia="Arial" w:cs="Arial"/>
+                <w:i w:val="false"/>
+                <w:b w:val="false"/>
+                <w:u w:val="none"/>
+                <w:strike w:val="false"/>
+                <w:sz w:val="22"/>
+                <w:szCs w:val="22"/>
+                <w:color w:val="000000"/>
+              </w:rPr>
+            </w:pPr>
+            <w:r>
+              <w:rPr>
+                <w:rFonts w:ascii="Arial" w:hAnsi="Arial" w:eastAsia="Arial" w:cs="Arial"/>
+                <w:i w:val="false"/>
+                <w:b w:val="false"/>
+                <w:u w:val="none"/>
+                <w:strike w:val="false"/>
+                <w:sz w:val="22"/>
+                <w:szCs w:val="22"/>
+                <w:color w:val="000000"/>
+              </w:rPr>
+              <w:t xml:space="preserve">-0.0804</w:t>
+            </w:r>
+          </w:p>
+        </w:tc>
+        <w:tc>
+          <w:tcPr>
+            <w:tcBorders>
+              <w:bottom w:val="none" w:sz="0" w:space="0" w:color="000000"/>
+              <w:top w:val="none" w:sz="0" w:space="0" w:color="000000"/>
+              <w:left w:val="none" w:sz="0" w:space="0" w:color="000000"/>
+              <w:right w:val="none" w:sz="0" w:space="0" w:color="000000"/>
+            </w:tcBorders>
+            <w:shd w:val="clear" w:color="auto" w:fill="FFFFFF"/>
+            <w:tcMar>
+              <w:top w:w="0" w:type="dxa"/>
+              <w:bottom w:w="0" w:type="dxa"/>
+              <w:left w:w="0" w:type="dxa"/>
+              <w:right w:w="0" w:type="dxa"/>
+            </w:tcMar>
+            <w:vAlign w:val="center"/>
+          </w:tcPr>
+          <w:p>
+            <w:pPr>
+              <w:pStyle w:val="Normal"/>
+              <w:jc w:val="right"/>
+              <w:pBdr>
+                <w:bottom w:val="none" w:sz="0" w:space="0" w:color="000000"/>
+                <w:top w:val="none" w:sz="0" w:space="0" w:color="000000"/>
+                <w:left w:val="none" w:sz="0" w:space="0" w:color="000000"/>
+                <w:right w:val="none" w:sz="0" w:space="0" w:color="000000"/>
+              </w:pBdr>
+              <w:spacing w:after="100" w:before="100" w:line="240"/>
+              <w:ind w:left="100" w:right="100" w:firstLine="0" w:firstLineChars="0"/>
+              <w:rPr>
+                <w:rFonts w:ascii="Arial" w:hAnsi="Arial" w:eastAsia="Arial" w:cs="Arial"/>
+                <w:i w:val="false"/>
+                <w:b w:val="false"/>
+                <w:u w:val="none"/>
+                <w:strike w:val="false"/>
+                <w:sz w:val="22"/>
+                <w:szCs w:val="22"/>
+                <w:color w:val="000000"/>
+              </w:rPr>
+            </w:pPr>
+            <w:r>
+              <w:rPr>
+                <w:rFonts w:ascii="Arial" w:hAnsi="Arial" w:eastAsia="Arial" w:cs="Arial"/>
+                <w:i w:val="false"/>
+                <w:b w:val="false"/>
+                <w:u w:val="none"/>
+                <w:strike w:val="false"/>
+                <w:sz w:val="22"/>
+                <w:szCs w:val="22"/>
+                <w:color w:val="000000"/>
+              </w:rPr>
+              <w:t xml:space="preserve">0.0159</w:t>
             </w:r>
           </w:p>
         </w:tc>
@@ -3783,7 +4995,7 @@
                 <w:szCs w:val="22"/>
                 <w:color w:val="000000"/>
               </w:rPr>
-              <w:t xml:space="preserve">Salario promedio (log)</w:t>
+              <w:t xml:space="preserve">Empleo total (log)</w:t>
             </w:r>
           </w:p>
         </w:tc>
@@ -3948,7 +5160,7 @@
                 <w:szCs w:val="22"/>
                 <w:color w:val="000000"/>
               </w:rPr>
-              <w:t xml:space="preserve">4.9578</w:t>
+              <w:t xml:space="preserve">-1.7922</w:t>
             </w:r>
           </w:p>
         </w:tc>
@@ -4003,7 +5215,7 @@
                 <w:szCs w:val="22"/>
                 <w:color w:val="000000"/>
               </w:rPr>
-              <w:t xml:space="preserve">0.0002</w:t>
+              <w:t xml:space="preserve">0.3014</w:t>
             </w:r>
           </w:p>
         </w:tc>
@@ -4058,7 +5270,117 @@
                 <w:szCs w:val="22"/>
                 <w:color w:val="000000"/>
               </w:rPr>
-              <w:t xml:space="preserve">***</w:t>
+              <w:t xml:space="preserve"/>
+            </w:r>
+          </w:p>
+        </w:tc>
+        <w:tc>
+          <w:tcPr>
+            <w:tcBorders>
+              <w:bottom w:val="none" w:sz="0" w:space="0" w:color="000000"/>
+              <w:top w:val="none" w:sz="0" w:space="0" w:color="000000"/>
+              <w:left w:val="none" w:sz="0" w:space="0" w:color="000000"/>
+              <w:right w:val="none" w:sz="0" w:space="0" w:color="000000"/>
+            </w:tcBorders>
+            <w:shd w:val="clear" w:color="auto" w:fill="FFFFFF"/>
+            <w:tcMar>
+              <w:top w:w="0" w:type="dxa"/>
+              <w:bottom w:w="0" w:type="dxa"/>
+              <w:left w:w="0" w:type="dxa"/>
+              <w:right w:w="0" w:type="dxa"/>
+            </w:tcMar>
+            <w:vAlign w:val="center"/>
+          </w:tcPr>
+          <w:p>
+            <w:pPr>
+              <w:pStyle w:val="Normal"/>
+              <w:jc w:val="right"/>
+              <w:pBdr>
+                <w:bottom w:val="none" w:sz="0" w:space="0" w:color="000000"/>
+                <w:top w:val="none" w:sz="0" w:space="0" w:color="000000"/>
+                <w:left w:val="none" w:sz="0" w:space="0" w:color="000000"/>
+                <w:right w:val="none" w:sz="0" w:space="0" w:color="000000"/>
+              </w:pBdr>
+              <w:spacing w:after="100" w:before="100" w:line="240"/>
+              <w:ind w:left="100" w:right="100" w:firstLine="0" w:firstLineChars="0"/>
+              <w:rPr>
+                <w:rFonts w:ascii="Arial" w:hAnsi="Arial" w:eastAsia="Arial" w:cs="Arial"/>
+                <w:i w:val="false"/>
+                <w:b w:val="false"/>
+                <w:u w:val="none"/>
+                <w:strike w:val="false"/>
+                <w:sz w:val="22"/>
+                <w:szCs w:val="22"/>
+                <w:color w:val="000000"/>
+              </w:rPr>
+            </w:pPr>
+            <w:r>
+              <w:rPr>
+                <w:rFonts w:ascii="Arial" w:hAnsi="Arial" w:eastAsia="Arial" w:cs="Arial"/>
+                <w:i w:val="false"/>
+                <w:b w:val="false"/>
+                <w:u w:val="none"/>
+                <w:strike w:val="false"/>
+                <w:sz w:val="22"/>
+                <w:szCs w:val="22"/>
+                <w:color w:val="000000"/>
+              </w:rPr>
+              <w:t xml:space="preserve">-0.0519</w:t>
+            </w:r>
+          </w:p>
+        </w:tc>
+        <w:tc>
+          <w:tcPr>
+            <w:tcBorders>
+              <w:bottom w:val="none" w:sz="0" w:space="0" w:color="000000"/>
+              <w:top w:val="none" w:sz="0" w:space="0" w:color="000000"/>
+              <w:left w:val="none" w:sz="0" w:space="0" w:color="000000"/>
+              <w:right w:val="none" w:sz="0" w:space="0" w:color="000000"/>
+            </w:tcBorders>
+            <w:shd w:val="clear" w:color="auto" w:fill="FFFFFF"/>
+            <w:tcMar>
+              <w:top w:w="0" w:type="dxa"/>
+              <w:bottom w:w="0" w:type="dxa"/>
+              <w:left w:w="0" w:type="dxa"/>
+              <w:right w:w="0" w:type="dxa"/>
+            </w:tcMar>
+            <w:vAlign w:val="center"/>
+          </w:tcPr>
+          <w:p>
+            <w:pPr>
+              <w:pStyle w:val="Normal"/>
+              <w:jc w:val="right"/>
+              <w:pBdr>
+                <w:bottom w:val="none" w:sz="0" w:space="0" w:color="000000"/>
+                <w:top w:val="none" w:sz="0" w:space="0" w:color="000000"/>
+                <w:left w:val="none" w:sz="0" w:space="0" w:color="000000"/>
+                <w:right w:val="none" w:sz="0" w:space="0" w:color="000000"/>
+              </w:pBdr>
+              <w:spacing w:after="100" w:before="100" w:line="240"/>
+              <w:ind w:left="100" w:right="100" w:firstLine="0" w:firstLineChars="0"/>
+              <w:rPr>
+                <w:rFonts w:ascii="Arial" w:hAnsi="Arial" w:eastAsia="Arial" w:cs="Arial"/>
+                <w:i w:val="false"/>
+                <w:b w:val="false"/>
+                <w:u w:val="none"/>
+                <w:strike w:val="false"/>
+                <w:sz w:val="22"/>
+                <w:szCs w:val="22"/>
+                <w:color w:val="000000"/>
+              </w:rPr>
+            </w:pPr>
+            <w:r>
+              <w:rPr>
+                <w:rFonts w:ascii="Arial" w:hAnsi="Arial" w:eastAsia="Arial" w:cs="Arial"/>
+                <w:i w:val="false"/>
+                <w:b w:val="false"/>
+                <w:u w:val="none"/>
+                <w:strike w:val="false"/>
+                <w:sz w:val="22"/>
+                <w:szCs w:val="22"/>
+                <w:color w:val="000000"/>
+              </w:rPr>
+              <w:t xml:space="preserve">0.0161</w:t>
             </w:r>
           </w:p>
         </w:tc>
@@ -4118,7 +5440,7 @@
                 <w:szCs w:val="22"/>
                 <w:color w:val="000000"/>
               </w:rPr>
-              <w:t xml:space="preserve">Salario promedio (log)</w:t>
+              <w:t xml:space="preserve">Empleo total (log)</w:t>
             </w:r>
           </w:p>
         </w:tc>
@@ -4283,7 +5605,7 @@
                 <w:szCs w:val="22"/>
                 <w:color w:val="000000"/>
               </w:rPr>
-              <w:t xml:space="preserve">-1.4841</w:t>
+              <w:t xml:space="preserve">-7.9927</w:t>
             </w:r>
           </w:p>
         </w:tc>
@@ -4338,7 +5660,7 @@
                 <w:szCs w:val="22"/>
                 <w:color w:val="000000"/>
               </w:rPr>
-              <w:t xml:space="preserve">0.3223</w:t>
+              <w:t xml:space="preserve">0.0019</w:t>
             </w:r>
           </w:p>
         </w:tc>
@@ -4393,7 +5715,117 @@
                 <w:szCs w:val="22"/>
                 <w:color w:val="000000"/>
               </w:rPr>
-              <w:t xml:space="preserve"/>
+              <w:t xml:space="preserve">***</w:t>
+            </w:r>
+          </w:p>
+        </w:tc>
+        <w:tc>
+          <w:tcPr>
+            <w:tcBorders>
+              <w:bottom w:val="none" w:sz="0" w:space="0" w:color="000000"/>
+              <w:top w:val="none" w:sz="0" w:space="0" w:color="000000"/>
+              <w:left w:val="none" w:sz="0" w:space="0" w:color="000000"/>
+              <w:right w:val="none" w:sz="0" w:space="0" w:color="000000"/>
+            </w:tcBorders>
+            <w:shd w:val="clear" w:color="auto" w:fill="FFFFFF"/>
+            <w:tcMar>
+              <w:top w:w="0" w:type="dxa"/>
+              <w:bottom w:w="0" w:type="dxa"/>
+              <w:left w:w="0" w:type="dxa"/>
+              <w:right w:w="0" w:type="dxa"/>
+            </w:tcMar>
+            <w:vAlign w:val="center"/>
+          </w:tcPr>
+          <w:p>
+            <w:pPr>
+              <w:pStyle w:val="Normal"/>
+              <w:jc w:val="right"/>
+              <w:pBdr>
+                <w:bottom w:val="none" w:sz="0" w:space="0" w:color="000000"/>
+                <w:top w:val="none" w:sz="0" w:space="0" w:color="000000"/>
+                <w:left w:val="none" w:sz="0" w:space="0" w:color="000000"/>
+                <w:right w:val="none" w:sz="0" w:space="0" w:color="000000"/>
+              </w:pBdr>
+              <w:spacing w:after="100" w:before="100" w:line="240"/>
+              <w:ind w:left="100" w:right="100" w:firstLine="0" w:firstLineChars="0"/>
+              <w:rPr>
+                <w:rFonts w:ascii="Arial" w:hAnsi="Arial" w:eastAsia="Arial" w:cs="Arial"/>
+                <w:i w:val="false"/>
+                <w:b w:val="false"/>
+                <w:u w:val="none"/>
+                <w:strike w:val="false"/>
+                <w:sz w:val="22"/>
+                <w:szCs w:val="22"/>
+                <w:color w:val="000000"/>
+              </w:rPr>
+            </w:pPr>
+            <w:r>
+              <w:rPr>
+                <w:rFonts w:ascii="Arial" w:hAnsi="Arial" w:eastAsia="Arial" w:cs="Arial"/>
+                <w:i w:val="false"/>
+                <w:b w:val="false"/>
+                <w:u w:val="none"/>
+                <w:strike w:val="false"/>
+                <w:sz w:val="22"/>
+                <w:szCs w:val="22"/>
+                <w:color w:val="000000"/>
+              </w:rPr>
+              <w:t xml:space="preserve">-0.1302</w:t>
+            </w:r>
+          </w:p>
+        </w:tc>
+        <w:tc>
+          <w:tcPr>
+            <w:tcBorders>
+              <w:bottom w:val="none" w:sz="0" w:space="0" w:color="000000"/>
+              <w:top w:val="none" w:sz="0" w:space="0" w:color="000000"/>
+              <w:left w:val="none" w:sz="0" w:space="0" w:color="000000"/>
+              <w:right w:val="none" w:sz="0" w:space="0" w:color="000000"/>
+            </w:tcBorders>
+            <w:shd w:val="clear" w:color="auto" w:fill="FFFFFF"/>
+            <w:tcMar>
+              <w:top w:w="0" w:type="dxa"/>
+              <w:bottom w:w="0" w:type="dxa"/>
+              <w:left w:w="0" w:type="dxa"/>
+              <w:right w:w="0" w:type="dxa"/>
+            </w:tcMar>
+            <w:vAlign w:val="center"/>
+          </w:tcPr>
+          <w:p>
+            <w:pPr>
+              <w:pStyle w:val="Normal"/>
+              <w:jc w:val="right"/>
+              <w:pBdr>
+                <w:bottom w:val="none" w:sz="0" w:space="0" w:color="000000"/>
+                <w:top w:val="none" w:sz="0" w:space="0" w:color="000000"/>
+                <w:left w:val="none" w:sz="0" w:space="0" w:color="000000"/>
+                <w:right w:val="none" w:sz="0" w:space="0" w:color="000000"/>
+              </w:pBdr>
+              <w:spacing w:after="100" w:before="100" w:line="240"/>
+              <w:ind w:left="100" w:right="100" w:firstLine="0" w:firstLineChars="0"/>
+              <w:rPr>
+                <w:rFonts w:ascii="Arial" w:hAnsi="Arial" w:eastAsia="Arial" w:cs="Arial"/>
+                <w:i w:val="false"/>
+                <w:b w:val="false"/>
+                <w:u w:val="none"/>
+                <w:strike w:val="false"/>
+                <w:sz w:val="22"/>
+                <w:szCs w:val="22"/>
+                <w:color w:val="000000"/>
+              </w:rPr>
+            </w:pPr>
+            <w:r>
+              <w:rPr>
+                <w:rFonts w:ascii="Arial" w:hAnsi="Arial" w:eastAsia="Arial" w:cs="Arial"/>
+                <w:i w:val="false"/>
+                <w:b w:val="false"/>
+                <w:u w:val="none"/>
+                <w:strike w:val="false"/>
+                <w:sz w:val="22"/>
+                <w:szCs w:val="22"/>
+                <w:color w:val="000000"/>
+              </w:rPr>
+              <w:t xml:space="preserve">-0.0296</w:t>
             </w:r>
           </w:p>
         </w:tc>
@@ -4453,7 +5885,7 @@
                 <w:szCs w:val="22"/>
                 <w:color w:val="000000"/>
               </w:rPr>
-              <w:t xml:space="preserve">Salario promedio (log)</w:t>
+              <w:t xml:space="preserve">Empleo total (log)</w:t>
             </w:r>
           </w:p>
         </w:tc>
@@ -4618,7 +6050,7 @@
                 <w:szCs w:val="22"/>
                 <w:color w:val="000000"/>
               </w:rPr>
-              <w:t xml:space="preserve">3.0973</w:t>
+              <w:t xml:space="preserve">-1.3747</w:t>
             </w:r>
           </w:p>
         </w:tc>
@@ -4673,7 +6105,7 @@
                 <w:szCs w:val="22"/>
                 <w:color w:val="000000"/>
               </w:rPr>
-              <w:t xml:space="preserve">0.0137</w:t>
+              <w:t xml:space="preserve">0.4307</w:t>
             </w:r>
           </w:p>
         </w:tc>
@@ -4728,7 +6160,117 @@
                 <w:szCs w:val="22"/>
                 <w:color w:val="000000"/>
               </w:rPr>
-              <w:t xml:space="preserve">**</w:t>
+              <w:t xml:space="preserve"/>
+            </w:r>
+          </w:p>
+        </w:tc>
+        <w:tc>
+          <w:tcPr>
+            <w:tcBorders>
+              <w:bottom w:val="none" w:sz="0" w:space="0" w:color="000000"/>
+              <w:top w:val="none" w:sz="0" w:space="0" w:color="000000"/>
+              <w:left w:val="none" w:sz="0" w:space="0" w:color="000000"/>
+              <w:right w:val="none" w:sz="0" w:space="0" w:color="000000"/>
+            </w:tcBorders>
+            <w:shd w:val="clear" w:color="auto" w:fill="FFFFFF"/>
+            <w:tcMar>
+              <w:top w:w="0" w:type="dxa"/>
+              <w:bottom w:w="0" w:type="dxa"/>
+              <w:left w:w="0" w:type="dxa"/>
+              <w:right w:w="0" w:type="dxa"/>
+            </w:tcMar>
+            <w:vAlign w:val="center"/>
+          </w:tcPr>
+          <w:p>
+            <w:pPr>
+              <w:pStyle w:val="Normal"/>
+              <w:jc w:val="right"/>
+              <w:pBdr>
+                <w:bottom w:val="none" w:sz="0" w:space="0" w:color="000000"/>
+                <w:top w:val="none" w:sz="0" w:space="0" w:color="000000"/>
+                <w:left w:val="none" w:sz="0" w:space="0" w:color="000000"/>
+                <w:right w:val="none" w:sz="0" w:space="0" w:color="000000"/>
+              </w:pBdr>
+              <w:spacing w:after="100" w:before="100" w:line="240"/>
+              <w:ind w:left="100" w:right="100" w:firstLine="0" w:firstLineChars="0"/>
+              <w:rPr>
+                <w:rFonts w:ascii="Arial" w:hAnsi="Arial" w:eastAsia="Arial" w:cs="Arial"/>
+                <w:i w:val="false"/>
+                <w:b w:val="false"/>
+                <w:u w:val="none"/>
+                <w:strike w:val="false"/>
+                <w:sz w:val="22"/>
+                <w:szCs w:val="22"/>
+                <w:color w:val="000000"/>
+              </w:rPr>
+            </w:pPr>
+            <w:r>
+              <w:rPr>
+                <w:rFonts w:ascii="Arial" w:hAnsi="Arial" w:eastAsia="Arial" w:cs="Arial"/>
+                <w:i w:val="false"/>
+                <w:b w:val="false"/>
+                <w:u w:val="none"/>
+                <w:strike w:val="false"/>
+                <w:sz w:val="22"/>
+                <w:szCs w:val="22"/>
+                <w:color w:val="000000"/>
+              </w:rPr>
+              <w:t xml:space="preserve">-0.0479</w:t>
+            </w:r>
+          </w:p>
+        </w:tc>
+        <w:tc>
+          <w:tcPr>
+            <w:tcBorders>
+              <w:bottom w:val="none" w:sz="0" w:space="0" w:color="000000"/>
+              <w:top w:val="none" w:sz="0" w:space="0" w:color="000000"/>
+              <w:left w:val="none" w:sz="0" w:space="0" w:color="000000"/>
+              <w:right w:val="none" w:sz="0" w:space="0" w:color="000000"/>
+            </w:tcBorders>
+            <w:shd w:val="clear" w:color="auto" w:fill="FFFFFF"/>
+            <w:tcMar>
+              <w:top w:w="0" w:type="dxa"/>
+              <w:bottom w:w="0" w:type="dxa"/>
+              <w:left w:w="0" w:type="dxa"/>
+              <w:right w:w="0" w:type="dxa"/>
+            </w:tcMar>
+            <w:vAlign w:val="center"/>
+          </w:tcPr>
+          <w:p>
+            <w:pPr>
+              <w:pStyle w:val="Normal"/>
+              <w:jc w:val="right"/>
+              <w:pBdr>
+                <w:bottom w:val="none" w:sz="0" w:space="0" w:color="000000"/>
+                <w:top w:val="none" w:sz="0" w:space="0" w:color="000000"/>
+                <w:left w:val="none" w:sz="0" w:space="0" w:color="000000"/>
+                <w:right w:val="none" w:sz="0" w:space="0" w:color="000000"/>
+              </w:pBdr>
+              <w:spacing w:after="100" w:before="100" w:line="240"/>
+              <w:ind w:left="100" w:right="100" w:firstLine="0" w:firstLineChars="0"/>
+              <w:rPr>
+                <w:rFonts w:ascii="Arial" w:hAnsi="Arial" w:eastAsia="Arial" w:cs="Arial"/>
+                <w:i w:val="false"/>
+                <w:b w:val="false"/>
+                <w:u w:val="none"/>
+                <w:strike w:val="false"/>
+                <w:sz w:val="22"/>
+                <w:szCs w:val="22"/>
+                <w:color w:val="000000"/>
+              </w:rPr>
+            </w:pPr>
+            <w:r>
+              <w:rPr>
+                <w:rFonts w:ascii="Arial" w:hAnsi="Arial" w:eastAsia="Arial" w:cs="Arial"/>
+                <w:i w:val="false"/>
+                <w:b w:val="false"/>
+                <w:u w:val="none"/>
+                <w:strike w:val="false"/>
+                <w:sz w:val="22"/>
+                <w:szCs w:val="22"/>
+                <w:color w:val="000000"/>
+              </w:rPr>
+              <w:t xml:space="preserve">0.0204</w:t>
             </w:r>
           </w:p>
         </w:tc>
@@ -4788,7 +6330,7 @@
                 <w:szCs w:val="22"/>
                 <w:color w:val="000000"/>
               </w:rPr>
-              <w:t xml:space="preserve">Salario promedio (log)</w:t>
+              <w:t xml:space="preserve">Empleo total (log)</w:t>
             </w:r>
           </w:p>
         </w:tc>
@@ -4953,7 +6495,7 @@
                 <w:szCs w:val="22"/>
                 <w:color w:val="000000"/>
               </w:rPr>
-              <w:t xml:space="preserve">-5.5522</w:t>
+              <w:t xml:space="preserve">-12.7351</w:t>
             </w:r>
           </w:p>
         </w:tc>
@@ -5008,7 +6550,7 @@
                 <w:szCs w:val="22"/>
                 <w:color w:val="000000"/>
               </w:rPr>
-              <w:t xml:space="preserve">0.0001</w:t>
+              <w:t xml:space="preserve">0.0000</w:t>
             </w:r>
           </w:p>
         </w:tc>
@@ -5064,6 +6606,116 @@
                 <w:color w:val="000000"/>
               </w:rPr>
               <w:t xml:space="preserve">***</w:t>
+            </w:r>
+          </w:p>
+        </w:tc>
+        <w:tc>
+          <w:tcPr>
+            <w:tcBorders>
+              <w:bottom w:val="none" w:sz="0" w:space="0" w:color="000000"/>
+              <w:top w:val="none" w:sz="0" w:space="0" w:color="000000"/>
+              <w:left w:val="none" w:sz="0" w:space="0" w:color="000000"/>
+              <w:right w:val="none" w:sz="0" w:space="0" w:color="000000"/>
+            </w:tcBorders>
+            <w:shd w:val="clear" w:color="auto" w:fill="FFFFFF"/>
+            <w:tcMar>
+              <w:top w:w="0" w:type="dxa"/>
+              <w:bottom w:w="0" w:type="dxa"/>
+              <w:left w:w="0" w:type="dxa"/>
+              <w:right w:w="0" w:type="dxa"/>
+            </w:tcMar>
+            <w:vAlign w:val="center"/>
+          </w:tcPr>
+          <w:p>
+            <w:pPr>
+              <w:pStyle w:val="Normal"/>
+              <w:jc w:val="right"/>
+              <w:pBdr>
+                <w:bottom w:val="none" w:sz="0" w:space="0" w:color="000000"/>
+                <w:top w:val="none" w:sz="0" w:space="0" w:color="000000"/>
+                <w:left w:val="none" w:sz="0" w:space="0" w:color="000000"/>
+                <w:right w:val="none" w:sz="0" w:space="0" w:color="000000"/>
+              </w:pBdr>
+              <w:spacing w:after="100" w:before="100" w:line="240"/>
+              <w:ind w:left="100" w:right="100" w:firstLine="0" w:firstLineChars="0"/>
+              <w:rPr>
+                <w:rFonts w:ascii="Arial" w:hAnsi="Arial" w:eastAsia="Arial" w:cs="Arial"/>
+                <w:i w:val="false"/>
+                <w:b w:val="false"/>
+                <w:u w:val="none"/>
+                <w:strike w:val="false"/>
+                <w:sz w:val="22"/>
+                <w:szCs w:val="22"/>
+                <w:color w:val="000000"/>
+              </w:rPr>
+            </w:pPr>
+            <w:r>
+              <w:rPr>
+                <w:rFonts w:ascii="Arial" w:hAnsi="Arial" w:eastAsia="Arial" w:cs="Arial"/>
+                <w:i w:val="false"/>
+                <w:b w:val="false"/>
+                <w:u w:val="none"/>
+                <w:strike w:val="false"/>
+                <w:sz w:val="22"/>
+                <w:szCs w:val="22"/>
+                <w:color w:val="000000"/>
+              </w:rPr>
+              <w:t xml:space="preserve">-0.1798</w:t>
+            </w:r>
+          </w:p>
+        </w:tc>
+        <w:tc>
+          <w:tcPr>
+            <w:tcBorders>
+              <w:bottom w:val="none" w:sz="0" w:space="0" w:color="000000"/>
+              <w:top w:val="none" w:sz="0" w:space="0" w:color="000000"/>
+              <w:left w:val="none" w:sz="0" w:space="0" w:color="000000"/>
+              <w:right w:val="none" w:sz="0" w:space="0" w:color="000000"/>
+            </w:tcBorders>
+            <w:shd w:val="clear" w:color="auto" w:fill="FFFFFF"/>
+            <w:tcMar>
+              <w:top w:w="0" w:type="dxa"/>
+              <w:bottom w:w="0" w:type="dxa"/>
+              <w:left w:w="0" w:type="dxa"/>
+              <w:right w:w="0" w:type="dxa"/>
+            </w:tcMar>
+            <w:vAlign w:val="center"/>
+          </w:tcPr>
+          <w:p>
+            <w:pPr>
+              <w:pStyle w:val="Normal"/>
+              <w:jc w:val="right"/>
+              <w:pBdr>
+                <w:bottom w:val="none" w:sz="0" w:space="0" w:color="000000"/>
+                <w:top w:val="none" w:sz="0" w:space="0" w:color="000000"/>
+                <w:left w:val="none" w:sz="0" w:space="0" w:color="000000"/>
+                <w:right w:val="none" w:sz="0" w:space="0" w:color="000000"/>
+              </w:pBdr>
+              <w:spacing w:after="100" w:before="100" w:line="240"/>
+              <w:ind w:left="100" w:right="100" w:firstLine="0" w:firstLineChars="0"/>
+              <w:rPr>
+                <w:rFonts w:ascii="Arial" w:hAnsi="Arial" w:eastAsia="Arial" w:cs="Arial"/>
+                <w:i w:val="false"/>
+                <w:b w:val="false"/>
+                <w:u w:val="none"/>
+                <w:strike w:val="false"/>
+                <w:sz w:val="22"/>
+                <w:szCs w:val="22"/>
+                <w:color w:val="000000"/>
+              </w:rPr>
+            </w:pPr>
+            <w:r>
+              <w:rPr>
+                <w:rFonts w:ascii="Arial" w:hAnsi="Arial" w:eastAsia="Arial" w:cs="Arial"/>
+                <w:i w:val="false"/>
+                <w:b w:val="false"/>
+                <w:u w:val="none"/>
+                <w:strike w:val="false"/>
+                <w:sz w:val="22"/>
+                <w:szCs w:val="22"/>
+                <w:color w:val="000000"/>
+              </w:rPr>
+              <w:t xml:space="preserve">-0.0749</w:t>
             </w:r>
           </w:p>
         </w:tc>
@@ -5123,7 +6775,7 @@
                 <w:szCs w:val="22"/>
                 <w:color w:val="000000"/>
               </w:rPr>
-              <w:t xml:space="preserve">Salario promedio (log)</w:t>
+              <w:t xml:space="preserve">Empleo total (log)</w:t>
             </w:r>
           </w:p>
         </w:tc>
@@ -5288,7 +6940,7 @@
                 <w:szCs w:val="22"/>
                 <w:color w:val="000000"/>
               </w:rPr>
-              <w:t xml:space="preserve">8.2053</w:t>
+              <w:t xml:space="preserve">-0.7677</w:t>
             </w:r>
           </w:p>
         </w:tc>
@@ -5343,7 +6995,7 @@
                 <w:szCs w:val="22"/>
                 <w:color w:val="000000"/>
               </w:rPr>
-              <w:t xml:space="preserve">0.0000</w:t>
+              <w:t xml:space="preserve">0.6478</w:t>
             </w:r>
           </w:p>
         </w:tc>
@@ -5398,7 +7050,117 @@
                 <w:szCs w:val="22"/>
                 <w:color w:val="000000"/>
               </w:rPr>
-              <w:t xml:space="preserve">***</w:t>
+              <w:t xml:space="preserve"/>
+            </w:r>
+          </w:p>
+        </w:tc>
+        <w:tc>
+          <w:tcPr>
+            <w:tcBorders>
+              <w:bottom w:val="none" w:sz="0" w:space="0" w:color="000000"/>
+              <w:top w:val="none" w:sz="0" w:space="0" w:color="000000"/>
+              <w:left w:val="none" w:sz="0" w:space="0" w:color="000000"/>
+              <w:right w:val="none" w:sz="0" w:space="0" w:color="000000"/>
+            </w:tcBorders>
+            <w:shd w:val="clear" w:color="auto" w:fill="FFFFFF"/>
+            <w:tcMar>
+              <w:top w:w="0" w:type="dxa"/>
+              <w:bottom w:w="0" w:type="dxa"/>
+              <w:left w:w="0" w:type="dxa"/>
+              <w:right w:w="0" w:type="dxa"/>
+            </w:tcMar>
+            <w:vAlign w:val="center"/>
+          </w:tcPr>
+          <w:p>
+            <w:pPr>
+              <w:pStyle w:val="Normal"/>
+              <w:jc w:val="right"/>
+              <w:pBdr>
+                <w:bottom w:val="none" w:sz="0" w:space="0" w:color="000000"/>
+                <w:top w:val="none" w:sz="0" w:space="0" w:color="000000"/>
+                <w:left w:val="none" w:sz="0" w:space="0" w:color="000000"/>
+                <w:right w:val="none" w:sz="0" w:space="0" w:color="000000"/>
+              </w:pBdr>
+              <w:spacing w:after="100" w:before="100" w:line="240"/>
+              <w:ind w:left="100" w:right="100" w:firstLine="0" w:firstLineChars="0"/>
+              <w:rPr>
+                <w:rFonts w:ascii="Arial" w:hAnsi="Arial" w:eastAsia="Arial" w:cs="Arial"/>
+                <w:i w:val="false"/>
+                <w:b w:val="false"/>
+                <w:u w:val="none"/>
+                <w:strike w:val="false"/>
+                <w:sz w:val="22"/>
+                <w:szCs w:val="22"/>
+                <w:color w:val="000000"/>
+              </w:rPr>
+            </w:pPr>
+            <w:r>
+              <w:rPr>
+                <w:rFonts w:ascii="Arial" w:hAnsi="Arial" w:eastAsia="Arial" w:cs="Arial"/>
+                <w:i w:val="false"/>
+                <w:b w:val="false"/>
+                <w:u w:val="none"/>
+                <w:strike w:val="false"/>
+                <w:sz w:val="22"/>
+                <w:szCs w:val="22"/>
+                <w:color w:val="000000"/>
+              </w:rPr>
+              <w:t xml:space="preserve">-0.0406</w:t>
+            </w:r>
+          </w:p>
+        </w:tc>
+        <w:tc>
+          <w:tcPr>
+            <w:tcBorders>
+              <w:bottom w:val="none" w:sz="0" w:space="0" w:color="000000"/>
+              <w:top w:val="none" w:sz="0" w:space="0" w:color="000000"/>
+              <w:left w:val="none" w:sz="0" w:space="0" w:color="000000"/>
+              <w:right w:val="none" w:sz="0" w:space="0" w:color="000000"/>
+            </w:tcBorders>
+            <w:shd w:val="clear" w:color="auto" w:fill="FFFFFF"/>
+            <w:tcMar>
+              <w:top w:w="0" w:type="dxa"/>
+              <w:bottom w:w="0" w:type="dxa"/>
+              <w:left w:w="0" w:type="dxa"/>
+              <w:right w:w="0" w:type="dxa"/>
+            </w:tcMar>
+            <w:vAlign w:val="center"/>
+          </w:tcPr>
+          <w:p>
+            <w:pPr>
+              <w:pStyle w:val="Normal"/>
+              <w:jc w:val="right"/>
+              <w:pBdr>
+                <w:bottom w:val="none" w:sz="0" w:space="0" w:color="000000"/>
+                <w:top w:val="none" w:sz="0" w:space="0" w:color="000000"/>
+                <w:left w:val="none" w:sz="0" w:space="0" w:color="000000"/>
+                <w:right w:val="none" w:sz="0" w:space="0" w:color="000000"/>
+              </w:pBdr>
+              <w:spacing w:after="100" w:before="100" w:line="240"/>
+              <w:ind w:left="100" w:right="100" w:firstLine="0" w:firstLineChars="0"/>
+              <w:rPr>
+                <w:rFonts w:ascii="Arial" w:hAnsi="Arial" w:eastAsia="Arial" w:cs="Arial"/>
+                <w:i w:val="false"/>
+                <w:b w:val="false"/>
+                <w:u w:val="none"/>
+                <w:strike w:val="false"/>
+                <w:sz w:val="22"/>
+                <w:szCs w:val="22"/>
+                <w:color w:val="000000"/>
+              </w:rPr>
+            </w:pPr>
+            <w:r>
+              <w:rPr>
+                <w:rFonts w:ascii="Arial" w:hAnsi="Arial" w:eastAsia="Arial" w:cs="Arial"/>
+                <w:i w:val="false"/>
+                <w:b w:val="false"/>
+                <w:u w:val="none"/>
+                <w:strike w:val="false"/>
+                <w:sz w:val="22"/>
+                <w:szCs w:val="22"/>
+                <w:color w:val="000000"/>
+              </w:rPr>
+              <w:t xml:space="preserve">0.0253</w:t>
             </w:r>
           </w:p>
         </w:tc>
@@ -5458,7 +7220,7 @@
                 <w:szCs w:val="22"/>
                 <w:color w:val="000000"/>
               </w:rPr>
-              <w:t xml:space="preserve">Salario promedio (log)</w:t>
+              <w:t xml:space="preserve">Empleo total (log)</w:t>
             </w:r>
           </w:p>
         </w:tc>
@@ -5623,7 +7385,7 @@
                 <w:szCs w:val="22"/>
                 <w:color w:val="000000"/>
               </w:rPr>
-              <w:t xml:space="preserve">-6.9842</w:t>
+              <w:t xml:space="preserve">-15.5248</w:t>
             </w:r>
           </w:p>
         </w:tc>
@@ -5734,6 +7496,116 @@
                 <w:color w:val="000000"/>
               </w:rPr>
               <w:t xml:space="preserve">***</w:t>
+            </w:r>
+          </w:p>
+        </w:tc>
+        <w:tc>
+          <w:tcPr>
+            <w:tcBorders>
+              <w:bottom w:val="single" w:sz="12" w:space="0" w:color="666666"/>
+              <w:top w:val="none" w:sz="0" w:space="0" w:color="000000"/>
+              <w:left w:val="none" w:sz="0" w:space="0" w:color="000000"/>
+              <w:right w:val="none" w:sz="0" w:space="0" w:color="000000"/>
+            </w:tcBorders>
+            <w:shd w:val="clear" w:color="auto" w:fill="FFFFFF"/>
+            <w:tcMar>
+              <w:top w:w="0" w:type="dxa"/>
+              <w:bottom w:w="0" w:type="dxa"/>
+              <w:left w:w="0" w:type="dxa"/>
+              <w:right w:w="0" w:type="dxa"/>
+            </w:tcMar>
+            <w:vAlign w:val="center"/>
+          </w:tcPr>
+          <w:p>
+            <w:pPr>
+              <w:pStyle w:val="Normal"/>
+              <w:jc w:val="right"/>
+              <w:pBdr>
+                <w:bottom w:val="none" w:sz="0" w:space="0" w:color="000000"/>
+                <w:top w:val="none" w:sz="0" w:space="0" w:color="000000"/>
+                <w:left w:val="none" w:sz="0" w:space="0" w:color="000000"/>
+                <w:right w:val="none" w:sz="0" w:space="0" w:color="000000"/>
+              </w:pBdr>
+              <w:spacing w:after="100" w:before="100" w:line="240"/>
+              <w:ind w:left="100" w:right="100" w:firstLine="0" w:firstLineChars="0"/>
+              <w:rPr>
+                <w:rFonts w:ascii="Arial" w:hAnsi="Arial" w:eastAsia="Arial" w:cs="Arial"/>
+                <w:i w:val="false"/>
+                <w:b w:val="false"/>
+                <w:u w:val="none"/>
+                <w:strike w:val="false"/>
+                <w:sz w:val="22"/>
+                <w:szCs w:val="22"/>
+                <w:color w:val="000000"/>
+              </w:rPr>
+            </w:pPr>
+            <w:r>
+              <w:rPr>
+                <w:rFonts w:ascii="Arial" w:hAnsi="Arial" w:eastAsia="Arial" w:cs="Arial"/>
+                <w:i w:val="false"/>
+                <w:b w:val="false"/>
+                <w:u w:val="none"/>
+                <w:strike w:val="false"/>
+                <w:sz w:val="22"/>
+                <w:szCs w:val="22"/>
+                <w:color w:val="000000"/>
+              </w:rPr>
+              <w:t xml:space="preserve">-0.2086</w:t>
+            </w:r>
+          </w:p>
+        </w:tc>
+        <w:tc>
+          <w:tcPr>
+            <w:tcBorders>
+              <w:bottom w:val="single" w:sz="12" w:space="0" w:color="666666"/>
+              <w:top w:val="none" w:sz="0" w:space="0" w:color="000000"/>
+              <w:left w:val="none" w:sz="0" w:space="0" w:color="000000"/>
+              <w:right w:val="none" w:sz="0" w:space="0" w:color="000000"/>
+            </w:tcBorders>
+            <w:shd w:val="clear" w:color="auto" w:fill="FFFFFF"/>
+            <w:tcMar>
+              <w:top w:w="0" w:type="dxa"/>
+              <w:bottom w:w="0" w:type="dxa"/>
+              <w:left w:w="0" w:type="dxa"/>
+              <w:right w:w="0" w:type="dxa"/>
+            </w:tcMar>
+            <w:vAlign w:val="center"/>
+          </w:tcPr>
+          <w:p>
+            <w:pPr>
+              <w:pStyle w:val="Normal"/>
+              <w:jc w:val="right"/>
+              <w:pBdr>
+                <w:bottom w:val="none" w:sz="0" w:space="0" w:color="000000"/>
+                <w:top w:val="none" w:sz="0" w:space="0" w:color="000000"/>
+                <w:left w:val="none" w:sz="0" w:space="0" w:color="000000"/>
+                <w:right w:val="none" w:sz="0" w:space="0" w:color="000000"/>
+              </w:pBdr>
+              <w:spacing w:after="100" w:before="100" w:line="240"/>
+              <w:ind w:left="100" w:right="100" w:firstLine="0" w:firstLineChars="0"/>
+              <w:rPr>
+                <w:rFonts w:ascii="Arial" w:hAnsi="Arial" w:eastAsia="Arial" w:cs="Arial"/>
+                <w:i w:val="false"/>
+                <w:b w:val="false"/>
+                <w:u w:val="none"/>
+                <w:strike w:val="false"/>
+                <w:sz w:val="22"/>
+                <w:szCs w:val="22"/>
+                <w:color w:val="000000"/>
+              </w:rPr>
+            </w:pPr>
+            <w:r>
+              <w:rPr>
+                <w:rFonts w:ascii="Arial" w:hAnsi="Arial" w:eastAsia="Arial" w:cs="Arial"/>
+                <w:i w:val="false"/>
+                <w:b w:val="false"/>
+                <w:u w:val="none"/>
+                <w:strike w:val="false"/>
+                <w:sz w:val="22"/>
+                <w:szCs w:val="22"/>
+                <w:color w:val="000000"/>
+              </w:rPr>
+              <w:t xml:space="preserve">-0.1019</w:t>
             </w:r>
           </w:p>
         </w:tc>
